--- a/iOS/1.runloop/runloop.docx
+++ b/iOS/1.runloop/runloop.docx
@@ -733,7 +733,7 @@
           <w:rFonts w:hint="eastAsia"/>
           <w:lang w:val="en-US" w:eastAsia="zh-CN"/>
         </w:rPr>
-        <w:t>iOS系统收到屏幕点击事件，会将该事件以machport的方式发送给前台APP的主线程的runloop，runloop被source1唤醒，将触摸事件包装为 source0，交给 UIKit 处理，UIKit 利用响应链找到可以响应的视图，然后调用相应的回调函数，假设回调函数内部执行的是 navigationpushcontroller，接下来同步执行controller 及其管理的视图对象的初始化，然后将这些视图的布局、渲染和push 新页面的动画，由 coreanimation包装为事务，在此轮 runloop 休眠前，发送给renderserver 执行。至此，此轮 runloop 结束，等到 renderserver 的渲染任务完成，会主动唤醒 runloop，触发回调，调用 newcontroller 的viewdidappear 函数。</w:t>
+        <w:t>用户点击屏幕，IOKit会通过machport给前台APP主线程runloop发消息，runloop被source1唤醒，将触摸事件包装为 source0，当runloop运行到dosource0的时候，交给 UIKit 处理，UIKit 利用响应链找到可以响应的视图，然后调用相应的回调函数，假设回调函数内部执行的是 navigationpushcontroller，接下来同步执行controller 及其管理的视图对象的初始化，然后将这些视图的布局、渲染和push 新页面的动画，由 coreanimation包装为事务，通过监听beforewaiting的observer，发送给renderserver 执行。至此，此轮 runloop 结束，等到 renderserver 的渲染任务完成，会主动唤醒 runloop，触发回调，调用 newcontroller 的viewdidappear 函数。</w:t>
       </w:r>
     </w:p>
     <w:p>
@@ -881,6 +881,7 @@
     <w:p>
       <w:pPr>
         <w:numPr>
+          <w:ilvl w:val="0"/>
           <w:numId w:val="0"/>
         </w:numPr>
         <w:ind w:left="420" w:leftChars="0"/>
@@ -960,6 +961,7 @@
     <w:p>
       <w:pPr>
         <w:numPr>
+          <w:ilvl w:val="0"/>
           <w:numId w:val="0"/>
         </w:numPr>
         <w:ind w:firstLine="420" w:firstLineChars="0"/>
@@ -979,6 +981,7 @@
     <w:p>
       <w:pPr>
         <w:numPr>
+          <w:ilvl w:val="0"/>
           <w:numId w:val="0"/>
         </w:numPr>
         <w:ind w:firstLine="420" w:firstLineChars="0"/>
@@ -1000,6 +1003,12 @@
           <w:lang w:val="en-US" w:eastAsia="zh-CN"/>
         </w:rPr>
         <w:tab/>
+      </w:r>
+      <w:r>
+        <w:rPr>
+          <w:rFonts w:hint="eastAsia"/>
+          <w:lang w:val="en-US" w:eastAsia="zh-CN"/>
+        </w:rPr>
         <w:t>务执行完毕后，等到libdispatch发送的source1到达后才执行的，故延迟执行了。</w:t>
       </w:r>
     </w:p>
@@ -1061,367 +1070,825 @@
         </w:rPr>
         <w:t>VSync 到来：触发 Source1 → CA 的内部回调 → 遍历 CADisplayLink 列表 → 调用用户回调。</w:t>
       </w:r>
+    </w:p>
+    <w:p>
+      <w:pPr>
+        <w:numPr>
+          <w:ilvl w:val="1"/>
+          <w:numId w:val="2"/>
+        </w:numPr>
+        <w:ind w:left="840" w:leftChars="0" w:hanging="420" w:firstLineChars="0"/>
+        <w:rPr>
+          <w:rFonts w:hint="default"/>
+          <w:lang w:val="en-US" w:eastAsia="zh-CN"/>
+        </w:rPr>
+      </w:pPr>
+      <w:r>
+        <w:rPr>
+          <w:rFonts w:hint="default"/>
+          <w:lang w:val="en-US" w:eastAsia="zh-CN"/>
+        </w:rPr>
+        <w:t>CADisplayLink 不是 RunLoop 的 Timer，而是 CA 持有的对象，RunLoop 只是用来接收 VSync 信号和唤醒调度。</w:t>
+      </w:r>
+    </w:p>
+    <w:p>
+      <w:pPr>
+        <w:numPr>
+          <w:ilvl w:val="0"/>
+          <w:numId w:val="2"/>
+        </w:numPr>
+        <w:rPr>
+          <w:rFonts w:hint="default"/>
+          <w:lang w:val="en-US" w:eastAsia="zh-CN"/>
+        </w:rPr>
+      </w:pPr>
+      <w:r>
+        <w:rPr>
+          <w:rFonts w:hint="eastAsia"/>
+          <w:lang w:val="en-US" w:eastAsia="zh-CN"/>
+        </w:rPr>
+        <w:t>NSTimer的底层原理，和GCDTimer的区别，为什么scrollview滚动的时</w:t>
+      </w:r>
+      <w:r>
+        <w:rPr>
+          <w:rFonts w:hint="eastAsia"/>
+          <w:lang w:val="en-US" w:eastAsia="zh-CN"/>
+        </w:rPr>
+        <w:tab/>
+      </w:r>
+      <w:r>
+        <w:rPr>
+          <w:rFonts w:hint="eastAsia"/>
+          <w:lang w:val="en-US" w:eastAsia="zh-CN"/>
+        </w:rPr>
+        <w:t>候定时器失效</w:t>
+      </w:r>
+    </w:p>
+    <w:p>
+      <w:pPr>
+        <w:numPr>
+          <w:ilvl w:val="1"/>
+          <w:numId w:val="2"/>
+        </w:numPr>
+        <w:ind w:left="840" w:leftChars="0" w:hanging="420" w:firstLineChars="0"/>
+        <w:rPr>
+          <w:rFonts w:hint="default"/>
+          <w:lang w:val="en-US" w:eastAsia="zh-CN"/>
+        </w:rPr>
+      </w:pPr>
+      <w:r>
+        <w:rPr>
+          <w:rFonts w:hint="default"/>
+          <w:lang w:val="en-US" w:eastAsia="zh-CN"/>
+        </w:rPr>
+        <w:t>NSTimer的底层原理</w:t>
+      </w:r>
+      <w:r>
+        <w:rPr>
+          <w:rFonts w:hint="eastAsia"/>
+          <w:lang w:val="en-US" w:eastAsia="zh-CN"/>
+        </w:rPr>
+        <w:t>，调用addTimer toMode后，该mode的timers集合中新增定时器事件，（如果该mode还没有timeport，则懒创建timeport并注册一个source1来监听它），runloop会根据该mode所有timer最早的firedate，然后执行mk_timer_arm()系统调用进入内核态，写入内核定时器后返回用户态，runloop继续do loop。内核定时器到时后，向timeport写入mach msg，runloop收到该消息后（若处于休眠状态则唤醒之）触发绑定该端口的source1回调dotimers，遍历定时器并触发到期的回调，如果该定时器是repeat，则重复上述过程。</w:t>
+      </w:r>
+    </w:p>
+    <w:p>
+      <w:pPr>
+        <w:numPr>
+          <w:ilvl w:val="1"/>
+          <w:numId w:val="2"/>
+        </w:numPr>
+        <w:ind w:left="840" w:leftChars="0" w:hanging="420" w:firstLineChars="0"/>
+        <w:rPr>
+          <w:rFonts w:hint="default"/>
+          <w:lang w:val="en-US" w:eastAsia="zh-CN"/>
+        </w:rPr>
+      </w:pPr>
+      <w:r>
+        <w:rPr>
+          <w:rFonts w:hint="eastAsia"/>
+          <w:lang w:val="en-US" w:eastAsia="zh-CN"/>
+        </w:rPr>
+        <w:t>GCDTimer是直接去内核注册、监听定时器，并不通过runloop来触发。GCDTimer比NSTimer要准，因为NSTimer触发的时候依赖于runloop，但是如果runloop中刚好有耗时任务，则时间上就会延迟。</w:t>
+      </w:r>
+    </w:p>
+    <w:p>
+      <w:pPr>
+        <w:numPr>
+          <w:ilvl w:val="1"/>
+          <w:numId w:val="2"/>
+        </w:numPr>
+        <w:ind w:left="840" w:leftChars="0" w:hanging="420" w:firstLineChars="0"/>
+        <w:rPr>
+          <w:rFonts w:hint="default"/>
+          <w:lang w:val="en-US" w:eastAsia="zh-CN"/>
+        </w:rPr>
+      </w:pPr>
+      <w:r>
+        <w:rPr>
+          <w:rFonts w:hint="eastAsia"/>
+          <w:lang w:val="en-US" w:eastAsia="zh-CN"/>
+        </w:rPr>
+        <w:t>注册在defaultmode中的NSTimerA，当scrollview滚动的时候，runloop切换为UITrackingmode，而UITrackingmode和defaultmode监听的定时器端口号不一致，且mode的timers集合中并没有上述定时器，故内核定时器消息到达的时候，UITrackingmode无法收到defaultmode的source1消息，故无法改变定时器的状态和触发定时器的回调。当滚动结束重回defaultmode，如果该定时器过期，则runloop默认会舍弃该定时器回调。</w:t>
+      </w:r>
+    </w:p>
+    <w:p>
+      <w:pPr>
+        <w:numPr>
+          <w:ilvl w:val="0"/>
+          <w:numId w:val="2"/>
+        </w:numPr>
+        <w:rPr>
+          <w:rFonts w:hint="default"/>
+          <w:lang w:val="en-US" w:eastAsia="zh-CN"/>
+        </w:rPr>
+      </w:pPr>
+      <w:r>
+        <w:rPr>
+          <w:rFonts w:hint="eastAsia"/>
+          <w:lang w:val="en-US" w:eastAsia="zh-CN"/>
+        </w:rPr>
+        <w:t>perform selector onthread waituntildone</w:t>
+      </w:r>
+    </w:p>
+    <w:p>
+      <w:pPr>
+        <w:numPr>
+          <w:ilvl w:val="0"/>
+          <w:numId w:val="2"/>
+        </w:numPr>
+        <w:rPr>
+          <w:rFonts w:hint="default"/>
+          <w:lang w:val="en-US" w:eastAsia="zh-CN"/>
+        </w:rPr>
+      </w:pPr>
+      <w:r>
+        <w:rPr>
+          <w:rFonts w:hint="eastAsia"/>
+          <w:lang w:val="en-US" w:eastAsia="zh-CN"/>
+        </w:rPr>
+        <w:t>自动释放池，自动释放池的释放时机是什么？</w:t>
+      </w:r>
+    </w:p>
+    <w:p>
+      <w:pPr>
+        <w:numPr>
+          <w:ilvl w:val="0"/>
+          <w:numId w:val="2"/>
+        </w:numPr>
+        <w:rPr>
+          <w:rFonts w:hint="default"/>
+          <w:lang w:val="en-US" w:eastAsia="zh-CN"/>
+        </w:rPr>
+      </w:pPr>
+      <w:r>
+        <w:rPr>
+          <w:rFonts w:hint="eastAsia"/>
+          <w:lang w:val="en-US" w:eastAsia="zh-CN"/>
+        </w:rPr>
+        <w:t>屏幕点击事件以及布局、动画、渲染</w:t>
+      </w:r>
+    </w:p>
+    <w:p>
+      <w:pPr>
+        <w:numPr>
+          <w:ilvl w:val="0"/>
+          <w:numId w:val="2"/>
+        </w:numPr>
+        <w:rPr>
+          <w:rFonts w:hint="default"/>
+          <w:lang w:val="en-US" w:eastAsia="zh-CN"/>
+        </w:rPr>
+      </w:pPr>
+      <w:r>
+        <w:rPr>
+          <w:rFonts w:hint="eastAsia"/>
+          <w:lang w:val="en-US" w:eastAsia="zh-CN"/>
+        </w:rPr>
+        <w:t>什么样的blocks会放在runloop中执行</w:t>
+      </w:r>
+    </w:p>
+    <w:p>
+      <w:pPr>
+        <w:numPr>
+          <w:ilvl w:val="0"/>
+          <w:numId w:val="2"/>
+        </w:numPr>
+        <w:rPr>
+          <w:rFonts w:hint="default"/>
+          <w:lang w:val="en-US" w:eastAsia="zh-CN"/>
+        </w:rPr>
+      </w:pPr>
+      <w:r>
+        <w:rPr>
+          <w:rFonts w:hint="eastAsia"/>
+          <w:lang w:val="en-US" w:eastAsia="zh-CN"/>
+        </w:rPr>
+        <w:t>source0和source1的区别是什么？source1是被port唤醒并执行的，那么source0呢？</w:t>
+      </w:r>
+      <w:r>
+        <w:rPr>
+          <w:rFonts w:hint="eastAsia"/>
+          <w:lang w:val="en-US" w:eastAsia="zh-CN"/>
+        </w:rPr>
+        <w:tab/>
+      </w:r>
+      <w:r>
+        <w:rPr>
+          <w:rFonts w:hint="eastAsia"/>
+          <w:lang w:val="en-US" w:eastAsia="zh-CN"/>
+        </w:rPr>
+        <w:t>其执行时机是什么？哪些常见的事件是source0，哪些是source1？哪些source1的回</w:t>
+      </w:r>
+      <w:r>
+        <w:rPr>
+          <w:rFonts w:hint="eastAsia"/>
+          <w:lang w:val="en-US" w:eastAsia="zh-CN"/>
+        </w:rPr>
+        <w:tab/>
+      </w:r>
+      <w:r>
+        <w:rPr>
+          <w:rFonts w:hint="eastAsia"/>
+          <w:lang w:val="en-US" w:eastAsia="zh-CN"/>
+        </w:rPr>
+        <w:t>调会创建source0？</w:t>
+      </w:r>
+    </w:p>
+    <w:p>
+      <w:pPr>
+        <w:numPr>
+          <w:ilvl w:val="0"/>
+          <w:numId w:val="2"/>
+        </w:numPr>
+        <w:rPr>
+          <w:rFonts w:hint="default"/>
+          <w:lang w:val="en-US" w:eastAsia="zh-CN"/>
+        </w:rPr>
+      </w:pPr>
+      <w:r>
+        <w:rPr>
+          <w:rFonts w:hint="eastAsia"/>
+          <w:lang w:val="en-US" w:eastAsia="zh-CN"/>
+        </w:rPr>
+        <w:t>主线程的runloop，系统都提前注册好了哪些observers？这些observers都用来干什</w:t>
+      </w:r>
+      <w:r>
+        <w:rPr>
+          <w:rFonts w:hint="eastAsia"/>
+          <w:lang w:val="en-US" w:eastAsia="zh-CN"/>
+        </w:rPr>
+        <w:tab/>
+      </w:r>
+      <w:r>
+        <w:rPr>
+          <w:rFonts w:hint="eastAsia"/>
+          <w:lang w:val="en-US" w:eastAsia="zh-CN"/>
+        </w:rPr>
+        <w:t>么？比如有autoreleasepoll的observers？</w:t>
+      </w:r>
+    </w:p>
+    <w:p>
+      <w:pPr>
+        <w:numPr>
+          <w:ilvl w:val="0"/>
+          <w:numId w:val="2"/>
+        </w:numPr>
+        <w:rPr>
+          <w:rFonts w:hint="default"/>
+          <w:lang w:val="en-US" w:eastAsia="zh-CN"/>
+        </w:rPr>
+      </w:pPr>
+      <w:r>
+        <w:rPr>
+          <w:rFonts w:hint="eastAsia"/>
+          <w:lang w:val="en-US" w:eastAsia="zh-CN"/>
+        </w:rPr>
+        <w:t>网络请求和runloop的关系</w:t>
+      </w:r>
+    </w:p>
+    <w:p>
+      <w:pPr>
+        <w:numPr>
+          <w:ilvl w:val="0"/>
+          <w:numId w:val="2"/>
+        </w:numPr>
+        <w:rPr>
+          <w:rFonts w:hint="default"/>
+          <w:lang w:val="en-US" w:eastAsia="zh-CN"/>
+        </w:rPr>
+      </w:pPr>
+      <w:r>
+        <w:rPr>
+          <w:rFonts w:hint="eastAsia"/>
+          <w:lang w:val="en-US" w:eastAsia="zh-CN"/>
+        </w:rPr>
+        <w:t>线程间通信，包括NSThread和GCD，线程间通信，是如何唤醒主线程runloop的？</w:t>
+      </w:r>
+    </w:p>
+    <w:p>
+      <w:pPr>
+        <w:numPr>
+          <w:ilvl w:val="0"/>
+          <w:numId w:val="0"/>
+        </w:numPr>
+        <w:rPr>
+          <w:rFonts w:hint="default"/>
+          <w:lang w:val="en-US" w:eastAsia="zh-CN"/>
+        </w:rPr>
+      </w:pPr>
+    </w:p>
+    <w:p>
+      <w:pPr>
+        <w:numPr>
+          <w:ilvl w:val="0"/>
+          <w:numId w:val="0"/>
+        </w:numPr>
+        <w:rPr>
+          <w:rFonts w:hint="eastAsia"/>
+          <w:lang w:val="en-US" w:eastAsia="zh-CN"/>
+        </w:rPr>
+      </w:pPr>
+      <w:r>
+        <w:rPr>
+          <w:rFonts w:hint="eastAsia"/>
+          <w:lang w:val="en-US" w:eastAsia="zh-CN"/>
+        </w:rPr>
+        <w:t>程序员常见的自定义的runloop的应用场景有哪些？</w:t>
+      </w:r>
+    </w:p>
+    <w:p>
+      <w:pPr>
+        <w:numPr>
+          <w:ilvl w:val="0"/>
+          <w:numId w:val="4"/>
+        </w:numPr>
+        <w:rPr>
+          <w:rFonts w:hint="eastAsia"/>
+          <w:lang w:val="en-US" w:eastAsia="zh-CN"/>
+        </w:rPr>
+      </w:pPr>
+      <w:r>
+        <w:rPr>
+          <w:rFonts w:hint="eastAsia"/>
+          <w:lang w:val="en-US" w:eastAsia="zh-CN"/>
+        </w:rPr>
+        <w:t>监测屏幕卡顿</w:t>
+      </w:r>
+    </w:p>
+    <w:p>
+      <w:pPr>
+        <w:numPr>
+          <w:ilvl w:val="0"/>
+          <w:numId w:val="4"/>
+        </w:numPr>
+        <w:rPr>
+          <w:rFonts w:hint="default"/>
+          <w:lang w:val="en-US" w:eastAsia="zh-CN"/>
+        </w:rPr>
+      </w:pPr>
+      <w:r>
+        <w:rPr>
+          <w:rFonts w:hint="eastAsia"/>
+          <w:lang w:val="en-US" w:eastAsia="zh-CN"/>
+        </w:rPr>
+        <w:t>子线程保活，为什么runloop启动后，必须加入事件，否则就会退出？</w:t>
+      </w:r>
+    </w:p>
+    <w:p>
+      <w:pPr>
+        <w:widowControl w:val="0"/>
+        <w:numPr>
+          <w:numId w:val="0"/>
+        </w:numPr>
+        <w:tabs>
+          <w:tab w:val="left" w:pos="312"/>
+        </w:tabs>
+        <w:jc w:val="both"/>
+        <w:rPr>
+          <w:rFonts w:hint="eastAsia"/>
+          <w:lang w:val="en-US" w:eastAsia="zh-CN"/>
+        </w:rPr>
+      </w:pPr>
+    </w:p>
+    <w:p>
+      <w:pPr>
+        <w:widowControl w:val="0"/>
+        <w:numPr>
+          <w:numId w:val="0"/>
+        </w:numPr>
+        <w:tabs>
+          <w:tab w:val="left" w:pos="312"/>
+        </w:tabs>
+        <w:jc w:val="both"/>
+        <w:rPr>
+          <w:rFonts w:hint="eastAsia"/>
+          <w:lang w:val="en-US" w:eastAsia="zh-CN"/>
+        </w:rPr>
+      </w:pPr>
+    </w:p>
+    <w:p>
+      <w:pPr>
+        <w:widowControl w:val="0"/>
+        <w:numPr>
+          <w:numId w:val="0"/>
+        </w:numPr>
+        <w:tabs>
+          <w:tab w:val="left" w:pos="312"/>
+        </w:tabs>
+        <w:jc w:val="both"/>
+        <w:rPr>
+          <w:rFonts w:hint="default"/>
+          <w:lang w:val="en-US" w:eastAsia="zh-CN"/>
+        </w:rPr>
+      </w:pPr>
+    </w:p>
+    <w:p>
+      <w:pPr>
+        <w:widowControl w:val="0"/>
+        <w:numPr>
+          <w:numId w:val="0"/>
+        </w:numPr>
+        <w:tabs>
+          <w:tab w:val="left" w:pos="312"/>
+        </w:tabs>
+        <w:jc w:val="both"/>
+        <w:rPr>
+          <w:rFonts w:hint="default"/>
+          <w:lang w:val="en-US" w:eastAsia="zh-CN"/>
+        </w:rPr>
+      </w:pPr>
+    </w:p>
+    <w:p>
+      <w:pPr>
+        <w:widowControl w:val="0"/>
+        <w:numPr>
+          <w:numId w:val="0"/>
+        </w:numPr>
+        <w:tabs>
+          <w:tab w:val="left" w:pos="312"/>
+        </w:tabs>
+        <w:jc w:val="both"/>
+        <w:rPr>
+          <w:rFonts w:hint="default"/>
+          <w:lang w:val="en-US" w:eastAsia="zh-CN"/>
+        </w:rPr>
+      </w:pPr>
+      <w:r>
+        <w:rPr>
+          <w:rFonts w:hint="default"/>
+          <w:lang w:val="en-US" w:eastAsia="zh-CN"/>
+        </w:rPr>
+        <w:t>nstimer定时器</w:t>
+      </w:r>
+    </w:p>
+    <w:p>
+      <w:pPr>
+        <w:widowControl w:val="0"/>
+        <w:numPr>
+          <w:numId w:val="0"/>
+        </w:numPr>
+        <w:tabs>
+          <w:tab w:val="left" w:pos="312"/>
+        </w:tabs>
+        <w:jc w:val="both"/>
+        <w:rPr>
+          <w:rFonts w:hint="default"/>
+          <w:lang w:val="en-US" w:eastAsia="zh-CN"/>
+        </w:rPr>
+      </w:pPr>
+      <w:r>
+        <w:rPr>
+          <w:rFonts w:hint="default"/>
+          <w:lang w:val="en-US" w:eastAsia="zh-CN"/>
+        </w:rPr>
+        <w:t>__CFRUNLOOP_IS_CALLING_OUT_TO_A_TIMER_CALLBACK_FUNCTION__ +</w:t>
+      </w:r>
+    </w:p>
+    <w:p>
+      <w:pPr>
+        <w:widowControl w:val="0"/>
+        <w:numPr>
+          <w:numId w:val="0"/>
+        </w:numPr>
+        <w:tabs>
+          <w:tab w:val="left" w:pos="312"/>
+        </w:tabs>
+        <w:jc w:val="both"/>
+        <w:rPr>
+          <w:rFonts w:hint="default"/>
+          <w:lang w:val="en-US" w:eastAsia="zh-CN"/>
+        </w:rPr>
+      </w:pPr>
+    </w:p>
+    <w:p>
+      <w:pPr>
+        <w:widowControl w:val="0"/>
+        <w:numPr>
+          <w:numId w:val="0"/>
+        </w:numPr>
+        <w:tabs>
+          <w:tab w:val="left" w:pos="312"/>
+        </w:tabs>
+        <w:jc w:val="both"/>
+        <w:rPr>
+          <w:rFonts w:hint="default"/>
+          <w:lang w:val="en-US" w:eastAsia="zh-CN"/>
+        </w:rPr>
+      </w:pPr>
+      <w:r>
+        <w:rPr>
+          <w:rFonts w:hint="default"/>
+          <w:lang w:val="en-US" w:eastAsia="zh-CN"/>
+        </w:rPr>
+        <w:t>runloop block +__CFRUNLOOP_IS_CALLING_OUT_TO_A_BLOCK__</w:t>
+      </w:r>
+    </w:p>
+    <w:p>
+      <w:pPr>
+        <w:widowControl w:val="0"/>
+        <w:numPr>
+          <w:numId w:val="0"/>
+        </w:numPr>
+        <w:tabs>
+          <w:tab w:val="left" w:pos="312"/>
+        </w:tabs>
+        <w:jc w:val="both"/>
+        <w:rPr>
+          <w:rFonts w:hint="default"/>
+          <w:lang w:val="en-US" w:eastAsia="zh-CN"/>
+        </w:rPr>
+      </w:pPr>
+      <w:r>
+        <w:rPr>
+          <w:rFonts w:hint="default"/>
+          <w:lang w:val="en-US" w:eastAsia="zh-CN"/>
+        </w:rPr>
+        <w:t>__CFRunLoopDoBlocks</w:t>
+      </w:r>
+    </w:p>
+    <w:p>
+      <w:pPr>
+        <w:widowControl w:val="0"/>
+        <w:numPr>
+          <w:numId w:val="0"/>
+        </w:numPr>
+        <w:tabs>
+          <w:tab w:val="left" w:pos="312"/>
+        </w:tabs>
+        <w:jc w:val="both"/>
+        <w:rPr>
+          <w:rFonts w:hint="default"/>
+          <w:lang w:val="en-US" w:eastAsia="zh-CN"/>
+        </w:rPr>
+      </w:pPr>
+    </w:p>
+    <w:p>
+      <w:pPr>
+        <w:widowControl w:val="0"/>
+        <w:numPr>
+          <w:numId w:val="0"/>
+        </w:numPr>
+        <w:tabs>
+          <w:tab w:val="left" w:pos="312"/>
+        </w:tabs>
+        <w:jc w:val="both"/>
+        <w:rPr>
+          <w:rFonts w:hint="default"/>
+          <w:lang w:val="en-US" w:eastAsia="zh-CN"/>
+        </w:rPr>
+      </w:pPr>
+      <w:r>
+        <w:rPr>
+          <w:rFonts w:hint="default"/>
+          <w:lang w:val="en-US" w:eastAsia="zh-CN"/>
+        </w:rPr>
+        <w:t>gcdblock</w:t>
+      </w:r>
+    </w:p>
+    <w:p>
+      <w:pPr>
+        <w:widowControl w:val="0"/>
+        <w:numPr>
+          <w:numId w:val="0"/>
+        </w:numPr>
+        <w:tabs>
+          <w:tab w:val="left" w:pos="312"/>
+        </w:tabs>
+        <w:jc w:val="both"/>
+        <w:rPr>
+          <w:rFonts w:hint="default"/>
+          <w:lang w:val="en-US" w:eastAsia="zh-CN"/>
+        </w:rPr>
+      </w:pPr>
+      <w:r>
+        <w:rPr>
+          <w:rFonts w:hint="default"/>
+          <w:lang w:val="en-US" w:eastAsia="zh-CN"/>
+        </w:rPr>
+        <w:t>__CFRUNLOOP_IS_SERVICING_THE_MAIN_DISPATCH_QUEUE__</w:t>
+      </w:r>
+    </w:p>
+    <w:p>
+      <w:pPr>
+        <w:widowControl w:val="0"/>
+        <w:numPr>
+          <w:numId w:val="0"/>
+        </w:numPr>
+        <w:tabs>
+          <w:tab w:val="left" w:pos="312"/>
+        </w:tabs>
+        <w:jc w:val="both"/>
+        <w:rPr>
+          <w:rFonts w:hint="default"/>
+          <w:lang w:val="en-US" w:eastAsia="zh-CN"/>
+        </w:rPr>
+      </w:pPr>
+    </w:p>
+    <w:p>
+      <w:pPr>
+        <w:widowControl w:val="0"/>
+        <w:numPr>
+          <w:numId w:val="0"/>
+        </w:numPr>
+        <w:tabs>
+          <w:tab w:val="left" w:pos="312"/>
+        </w:tabs>
+        <w:jc w:val="both"/>
+        <w:rPr>
+          <w:rFonts w:hint="default"/>
+          <w:lang w:val="en-US" w:eastAsia="zh-CN"/>
+        </w:rPr>
+      </w:pPr>
+    </w:p>
+    <w:p>
+      <w:pPr>
+        <w:widowControl w:val="0"/>
+        <w:numPr>
+          <w:numId w:val="0"/>
+        </w:numPr>
+        <w:tabs>
+          <w:tab w:val="left" w:pos="312"/>
+        </w:tabs>
+        <w:jc w:val="both"/>
+        <w:rPr>
+          <w:rFonts w:hint="default"/>
+          <w:lang w:val="en-US" w:eastAsia="zh-CN"/>
+        </w:rPr>
+      </w:pPr>
+      <w:r>
+        <w:rPr>
+          <w:rFonts w:hint="default"/>
+          <w:lang w:val="en-US" w:eastAsia="zh-CN"/>
+        </w:rPr>
+        <w:t>按钮点击事件：</w:t>
+      </w:r>
+    </w:p>
+    <w:p>
+      <w:pPr>
+        <w:widowControl w:val="0"/>
+        <w:numPr>
+          <w:numId w:val="0"/>
+        </w:numPr>
+        <w:tabs>
+          <w:tab w:val="left" w:pos="312"/>
+        </w:tabs>
+        <w:jc w:val="both"/>
+        <w:rPr>
+          <w:rFonts w:hint="default"/>
+          <w:lang w:val="en-US" w:eastAsia="zh-CN"/>
+        </w:rPr>
+      </w:pPr>
+      <w:r>
+        <w:rPr>
+          <w:rFonts w:hint="default"/>
+          <w:lang w:val="en-US" w:eastAsia="zh-CN"/>
+        </w:rPr>
+        <w:t>#15</w:t>
+      </w:r>
+      <w:r>
+        <w:rPr>
+          <w:rFonts w:hint="default"/>
+          <w:lang w:val="en-US" w:eastAsia="zh-CN"/>
+        </w:rPr>
+        <w:tab/>
+      </w:r>
+      <w:r>
+        <w:rPr>
+          <w:rFonts w:hint="default"/>
+          <w:lang w:val="en-US" w:eastAsia="zh-CN"/>
+        </w:rPr>
+        <w:t>0x0000000180429214 in __CFRUNLOOP_IS_CALLING_OUT_TO_A_SOURCE0_PERFORM_FUNCTION__ ()</w:t>
+      </w:r>
+    </w:p>
+    <w:p>
+      <w:pPr>
+        <w:widowControl w:val="0"/>
+        <w:numPr>
+          <w:numId w:val="0"/>
+        </w:numPr>
+        <w:tabs>
+          <w:tab w:val="left" w:pos="312"/>
+        </w:tabs>
+        <w:jc w:val="both"/>
+        <w:rPr>
+          <w:rFonts w:hint="default"/>
+          <w:lang w:val="en-US" w:eastAsia="zh-CN"/>
+        </w:rPr>
+      </w:pPr>
+      <w:r>
+        <w:rPr>
+          <w:rFonts w:hint="default"/>
+          <w:lang w:val="en-US" w:eastAsia="zh-CN"/>
+        </w:rPr>
+        <w:t>#16</w:t>
+      </w:r>
+      <w:r>
+        <w:rPr>
+          <w:rFonts w:hint="default"/>
+          <w:lang w:val="en-US" w:eastAsia="zh-CN"/>
+        </w:rPr>
+        <w:tab/>
+      </w:r>
+      <w:r>
+        <w:rPr>
+          <w:rFonts w:hint="default"/>
+          <w:lang w:val="en-US" w:eastAsia="zh-CN"/>
+        </w:rPr>
+        <w:t>0x000000018042915c in __CFRunLoopDoSource0 ()</w:t>
+      </w:r>
+    </w:p>
+    <w:p>
+      <w:pPr>
+        <w:widowControl w:val="0"/>
+        <w:numPr>
+          <w:numId w:val="0"/>
+        </w:numPr>
+        <w:tabs>
+          <w:tab w:val="left" w:pos="312"/>
+        </w:tabs>
+        <w:jc w:val="both"/>
+        <w:rPr>
+          <w:rFonts w:hint="default"/>
+          <w:lang w:val="en-US" w:eastAsia="zh-CN"/>
+        </w:rPr>
+      </w:pPr>
+      <w:r>
+        <w:rPr>
+          <w:rFonts w:hint="default"/>
+          <w:lang w:val="en-US" w:eastAsia="zh-CN"/>
+        </w:rPr>
+        <w:t>#17</w:t>
+      </w:r>
+      <w:r>
+        <w:rPr>
+          <w:rFonts w:hint="default"/>
+          <w:lang w:val="en-US" w:eastAsia="zh-CN"/>
+        </w:rPr>
+        <w:tab/>
+      </w:r>
+      <w:r>
+        <w:rPr>
+          <w:rFonts w:hint="default"/>
+          <w:lang w:val="en-US" w:eastAsia="zh-CN"/>
+        </w:rPr>
+        <w:t>0x00000001804288e4 in __CFRunLoopDoSources0 ()</w:t>
+      </w:r>
+    </w:p>
+    <w:p>
+      <w:pPr>
+        <w:widowControl w:val="0"/>
+        <w:numPr>
+          <w:numId w:val="0"/>
+        </w:numPr>
+        <w:tabs>
+          <w:tab w:val="left" w:pos="312"/>
+        </w:tabs>
+        <w:jc w:val="both"/>
+        <w:rPr>
+          <w:rFonts w:hint="default"/>
+          <w:lang w:val="en-US" w:eastAsia="zh-CN"/>
+        </w:rPr>
+      </w:pPr>
+    </w:p>
+    <w:p>
+      <w:pPr>
+        <w:widowControl w:val="0"/>
+        <w:numPr>
+          <w:numId w:val="0"/>
+        </w:numPr>
+        <w:tabs>
+          <w:tab w:val="left" w:pos="312"/>
+        </w:tabs>
+        <w:jc w:val="both"/>
+        <w:rPr>
+          <w:rFonts w:hint="default"/>
+          <w:lang w:val="en-US" w:eastAsia="zh-CN"/>
+        </w:rPr>
+      </w:pPr>
       <w:bookmarkStart w:id="0" w:name="_GoBack"/>
       <w:bookmarkEnd w:id="0"/>
-    </w:p>
-    <w:p>
-      <w:pPr>
-        <w:numPr>
-          <w:ilvl w:val="1"/>
-          <w:numId w:val="2"/>
-        </w:numPr>
-        <w:ind w:left="840" w:leftChars="0" w:hanging="420" w:firstLineChars="0"/>
-        <w:rPr>
-          <w:rFonts w:hint="default"/>
-          <w:lang w:val="en-US" w:eastAsia="zh-CN"/>
-        </w:rPr>
-      </w:pPr>
-      <w:r>
-        <w:rPr>
-          <w:rFonts w:hint="default"/>
-          <w:lang w:val="en-US" w:eastAsia="zh-CN"/>
-        </w:rPr>
-        <w:t>CADisplayLink 不是 RunLoop 的 Timer，而是 CA 持有的对象，RunLoop 只是用来接收 VSync 信号和唤醒调度。</w:t>
-      </w:r>
-    </w:p>
-    <w:p>
-      <w:pPr>
-        <w:numPr>
-          <w:ilvl w:val="0"/>
-          <w:numId w:val="2"/>
-        </w:numPr>
-        <w:rPr>
-          <w:rFonts w:hint="default"/>
-          <w:lang w:val="en-US" w:eastAsia="zh-CN"/>
-        </w:rPr>
-      </w:pPr>
-      <w:r>
-        <w:rPr>
-          <w:rFonts w:hint="eastAsia"/>
-          <w:lang w:val="en-US" w:eastAsia="zh-CN"/>
-        </w:rPr>
-        <w:t>NSTimer的底层原理，和GCDTimer的区别，为什么scrollview滚动的时</w:t>
-      </w:r>
-      <w:r>
-        <w:rPr>
-          <w:rFonts w:hint="eastAsia"/>
-          <w:lang w:val="en-US" w:eastAsia="zh-CN"/>
-        </w:rPr>
-        <w:tab/>
-        <w:t>候定时器失效</w:t>
-      </w:r>
-    </w:p>
-    <w:p>
-      <w:pPr>
-        <w:numPr>
-          <w:ilvl w:val="1"/>
-          <w:numId w:val="2"/>
-        </w:numPr>
-        <w:ind w:left="840" w:leftChars="0" w:hanging="420" w:firstLineChars="0"/>
-        <w:rPr>
-          <w:rFonts w:hint="default"/>
-          <w:lang w:val="en-US" w:eastAsia="zh-CN"/>
-        </w:rPr>
-      </w:pPr>
-      <w:r>
-        <w:rPr>
-          <w:rFonts w:hint="default"/>
-          <w:lang w:val="en-US" w:eastAsia="zh-CN"/>
-        </w:rPr>
-        <w:t>NSTimer的底层原理</w:t>
-      </w:r>
-      <w:r>
-        <w:rPr>
-          <w:rFonts w:hint="eastAsia"/>
-          <w:lang w:val="en-US" w:eastAsia="zh-CN"/>
-        </w:rPr>
-        <w:t>，当运行addTimer toMode之后，该mode的timers集合中就多了一个事件源，同时根据时间给内核发消息设置定时器，内核定时器到时后，通过该mode监听的timer端口发送source1消息通知该mode，如果runloop处于睡眠状态就唤醒之，并将mode中存储的该定时器置为触发状态，然后等到runloop循环handletimers的时候，遍历该mode的所以定时器并调用处于触发状态的回调，如果该定时器是repeat，则重复上述过程。</w:t>
-      </w:r>
-    </w:p>
-    <w:p>
-      <w:pPr>
-        <w:numPr>
-          <w:ilvl w:val="1"/>
-          <w:numId w:val="2"/>
-        </w:numPr>
-        <w:ind w:left="840" w:leftChars="0" w:hanging="420" w:firstLineChars="0"/>
-        <w:rPr>
-          <w:rFonts w:hint="default"/>
-          <w:lang w:val="en-US" w:eastAsia="zh-CN"/>
-        </w:rPr>
-      </w:pPr>
-      <w:r>
-        <w:rPr>
-          <w:rFonts w:hint="eastAsia"/>
-          <w:lang w:val="en-US" w:eastAsia="zh-CN"/>
-        </w:rPr>
-        <w:t>GCDTimer是直接去内核注册、监听定时器，并不通过runloop来触发。GCDTimer比NSTimer要准，因为NSTimer触发的时候依赖于runloop，但是如果runloop中刚好有耗时任务，则时间上就会延迟。</w:t>
-      </w:r>
-    </w:p>
-    <w:p>
-      <w:pPr>
-        <w:numPr>
-          <w:ilvl w:val="1"/>
-          <w:numId w:val="2"/>
-        </w:numPr>
-        <w:ind w:left="840" w:leftChars="0" w:hanging="420" w:firstLineChars="0"/>
-        <w:rPr>
-          <w:rFonts w:hint="default"/>
-          <w:lang w:val="en-US" w:eastAsia="zh-CN"/>
-        </w:rPr>
-      </w:pPr>
-      <w:r>
-        <w:rPr>
-          <w:rFonts w:hint="eastAsia"/>
-          <w:lang w:val="en-US" w:eastAsia="zh-CN"/>
-        </w:rPr>
-        <w:t>注册在defaultmode中的NSTimerA，当scrollview滚动的时候，runloop切换为UITrackingmode，而UITrackingmode和defaultmode监听的定时器端口号不一致，且mode的timers集合中并没有上述定时器，故内核定时器消息到达的时候，UITrackingmode无法收到defaultmode的source1消息，故无法改变定时器的状态和触发定时器的回调。当滚动结束重回defaultmode，如果该定时器过期，则runloop默认会舍弃该定时器回调。</w:t>
-      </w:r>
-    </w:p>
-    <w:p>
-      <w:pPr>
-        <w:numPr>
-          <w:ilvl w:val="0"/>
-          <w:numId w:val="2"/>
-        </w:numPr>
-        <w:rPr>
-          <w:rFonts w:hint="default"/>
-          <w:lang w:val="en-US" w:eastAsia="zh-CN"/>
-        </w:rPr>
-      </w:pPr>
-      <w:r>
-        <w:rPr>
-          <w:rFonts w:hint="eastAsia"/>
-          <w:lang w:val="en-US" w:eastAsia="zh-CN"/>
-        </w:rPr>
-        <w:t>perform selector onthread waituntildone</w:t>
-      </w:r>
-    </w:p>
-    <w:p>
-      <w:pPr>
-        <w:numPr>
-          <w:ilvl w:val="0"/>
-          <w:numId w:val="2"/>
-        </w:numPr>
-        <w:rPr>
-          <w:rFonts w:hint="default"/>
-          <w:lang w:val="en-US" w:eastAsia="zh-CN"/>
-        </w:rPr>
-      </w:pPr>
-      <w:r>
-        <w:rPr>
-          <w:rFonts w:hint="eastAsia"/>
-          <w:lang w:val="en-US" w:eastAsia="zh-CN"/>
-        </w:rPr>
-        <w:t>自动释放池，自动释放池的释放时机是什么？</w:t>
-      </w:r>
-    </w:p>
-    <w:p>
-      <w:pPr>
-        <w:numPr>
-          <w:ilvl w:val="0"/>
-          <w:numId w:val="2"/>
-        </w:numPr>
-        <w:rPr>
-          <w:rFonts w:hint="default"/>
-          <w:lang w:val="en-US" w:eastAsia="zh-CN"/>
-        </w:rPr>
-      </w:pPr>
-      <w:r>
-        <w:rPr>
-          <w:rFonts w:hint="eastAsia"/>
-          <w:lang w:val="en-US" w:eastAsia="zh-CN"/>
-        </w:rPr>
-        <w:t>屏幕点击事件以及布局、动画、渲染</w:t>
-      </w:r>
-    </w:p>
-    <w:p>
-      <w:pPr>
-        <w:numPr>
-          <w:ilvl w:val="0"/>
-          <w:numId w:val="2"/>
-        </w:numPr>
-        <w:rPr>
-          <w:rFonts w:hint="default"/>
-          <w:lang w:val="en-US" w:eastAsia="zh-CN"/>
-        </w:rPr>
-      </w:pPr>
-      <w:r>
-        <w:rPr>
-          <w:rFonts w:hint="eastAsia"/>
-          <w:lang w:val="en-US" w:eastAsia="zh-CN"/>
-        </w:rPr>
-        <w:t>什么样的blocks会放在runloop中执行</w:t>
-      </w:r>
-    </w:p>
-    <w:p>
-      <w:pPr>
-        <w:numPr>
-          <w:ilvl w:val="0"/>
-          <w:numId w:val="2"/>
-        </w:numPr>
-        <w:rPr>
-          <w:rFonts w:hint="default"/>
-          <w:lang w:val="en-US" w:eastAsia="zh-CN"/>
-        </w:rPr>
-      </w:pPr>
-      <w:r>
-        <w:rPr>
-          <w:rFonts w:hint="eastAsia"/>
-          <w:lang w:val="en-US" w:eastAsia="zh-CN"/>
-        </w:rPr>
-        <w:t>source0和source1的区别是什么？source1是被port唤醒并执行的，那么source0呢？</w:t>
-      </w:r>
-      <w:r>
-        <w:rPr>
-          <w:rFonts w:hint="eastAsia"/>
-          <w:lang w:val="en-US" w:eastAsia="zh-CN"/>
-        </w:rPr>
-        <w:tab/>
-        <w:t>其执行时机是什么？哪些常见的事件是source0，哪些是source1？哪些source1的回</w:t>
-      </w:r>
-      <w:r>
-        <w:rPr>
-          <w:rFonts w:hint="eastAsia"/>
-          <w:lang w:val="en-US" w:eastAsia="zh-CN"/>
-        </w:rPr>
-        <w:tab/>
-        <w:t>调会创建source0？</w:t>
-      </w:r>
-    </w:p>
-    <w:p>
-      <w:pPr>
-        <w:numPr>
-          <w:ilvl w:val="0"/>
-          <w:numId w:val="2"/>
-        </w:numPr>
-        <w:rPr>
-          <w:rFonts w:hint="default"/>
-          <w:lang w:val="en-US" w:eastAsia="zh-CN"/>
-        </w:rPr>
-      </w:pPr>
-      <w:r>
-        <w:rPr>
-          <w:rFonts w:hint="eastAsia"/>
-          <w:lang w:val="en-US" w:eastAsia="zh-CN"/>
-        </w:rPr>
-        <w:t>主线程的runloop，系统都提前注册好了哪些observers？这些observers都用来干什</w:t>
-      </w:r>
-      <w:r>
-        <w:rPr>
-          <w:rFonts w:hint="eastAsia"/>
-          <w:lang w:val="en-US" w:eastAsia="zh-CN"/>
-        </w:rPr>
-        <w:tab/>
-        <w:t>么？比如有autoreleasepoll的observers？</w:t>
-      </w:r>
-    </w:p>
-    <w:p>
-      <w:pPr>
-        <w:numPr>
-          <w:ilvl w:val="0"/>
-          <w:numId w:val="2"/>
-        </w:numPr>
-        <w:rPr>
-          <w:rFonts w:hint="default"/>
-          <w:lang w:val="en-US" w:eastAsia="zh-CN"/>
-        </w:rPr>
-      </w:pPr>
-      <w:r>
-        <w:rPr>
-          <w:rFonts w:hint="eastAsia"/>
-          <w:lang w:val="en-US" w:eastAsia="zh-CN"/>
-        </w:rPr>
-        <w:t>网络请求和runloop的关系</w:t>
-      </w:r>
-    </w:p>
-    <w:p>
-      <w:pPr>
-        <w:numPr>
-          <w:ilvl w:val="0"/>
-          <w:numId w:val="2"/>
-        </w:numPr>
-        <w:rPr>
-          <w:rFonts w:hint="default"/>
-          <w:lang w:val="en-US" w:eastAsia="zh-CN"/>
-        </w:rPr>
-      </w:pPr>
-      <w:r>
-        <w:rPr>
-          <w:rFonts w:hint="eastAsia"/>
-          <w:lang w:val="en-US" w:eastAsia="zh-CN"/>
-        </w:rPr>
-        <w:t>线程间通信，包括NSThread和GCD，线程间通信，是如何唤醒主线程runloop的？</w:t>
-      </w:r>
-    </w:p>
-    <w:p>
-      <w:pPr>
-        <w:numPr>
-          <w:ilvl w:val="0"/>
-          <w:numId w:val="0"/>
-        </w:numPr>
-        <w:rPr>
-          <w:rFonts w:hint="default"/>
-          <w:lang w:val="en-US" w:eastAsia="zh-CN"/>
-        </w:rPr>
-      </w:pPr>
-    </w:p>
-    <w:p>
-      <w:pPr>
-        <w:numPr>
-          <w:ilvl w:val="0"/>
-          <w:numId w:val="0"/>
-        </w:numPr>
-        <w:rPr>
-          <w:rFonts w:hint="eastAsia"/>
-          <w:lang w:val="en-US" w:eastAsia="zh-CN"/>
-        </w:rPr>
-      </w:pPr>
-      <w:r>
-        <w:rPr>
-          <w:rFonts w:hint="eastAsia"/>
-          <w:lang w:val="en-US" w:eastAsia="zh-CN"/>
-        </w:rPr>
-        <w:t>程序员常见的自定义的runloop的应用场景有哪些？</w:t>
-      </w:r>
-    </w:p>
-    <w:p>
-      <w:pPr>
-        <w:numPr>
-          <w:ilvl w:val="0"/>
-          <w:numId w:val="4"/>
-        </w:numPr>
-        <w:rPr>
-          <w:rFonts w:hint="eastAsia"/>
-          <w:lang w:val="en-US" w:eastAsia="zh-CN"/>
-        </w:rPr>
-      </w:pPr>
-      <w:r>
-        <w:rPr>
-          <w:rFonts w:hint="eastAsia"/>
-          <w:lang w:val="en-US" w:eastAsia="zh-CN"/>
-        </w:rPr>
-        <w:t>监测屏幕卡顿</w:t>
-      </w:r>
-    </w:p>
-    <w:p>
-      <w:pPr>
-        <w:numPr>
-          <w:ilvl w:val="0"/>
-          <w:numId w:val="4"/>
-        </w:numPr>
-        <w:rPr>
-          <w:rFonts w:hint="default"/>
-          <w:lang w:val="en-US" w:eastAsia="zh-CN"/>
-        </w:rPr>
-      </w:pPr>
-      <w:r>
-        <w:rPr>
-          <w:rFonts w:hint="eastAsia"/>
-          <w:lang w:val="en-US" w:eastAsia="zh-CN"/>
-        </w:rPr>
-        <w:t>子线程保活，为什么runloop启动后，必须加入事件，否则就会退出？</w:t>
-      </w:r>
     </w:p>
     <w:sectPr>
       <w:pgSz w:w="11906" w:h="16838"/>

--- a/iOS/1.runloop/runloop.docx
+++ b/iOS/1.runloop/runloop.docx
@@ -152,37 +152,37 @@
           <w:rFonts w:hint="eastAsia"/>
           <w:lang w:val="en-US" w:eastAsia="zh-CN"/>
         </w:rPr>
-        <w:t>runloop的运行循环如下：</w:t>
-      </w:r>
-    </w:p>
-    <w:p>
-      <w:pPr>
-        <w:rPr>
-          <w:rFonts w:hint="default"/>
-          <w:lang w:val="en-US" w:eastAsia="zh-CN"/>
-        </w:rPr>
-      </w:pPr>
-      <w:r>
-        <w:rPr>
-          <w:rFonts w:hint="eastAsia"/>
-          <w:lang w:val="en-US" w:eastAsia="zh-CN"/>
-        </w:rPr>
-        <w:t>notifyobservers willenterrunloop</w:t>
-      </w:r>
-    </w:p>
-    <w:p>
-      <w:pPr>
-        <w:rPr>
-          <w:rFonts w:hint="eastAsia"/>
-          <w:lang w:val="en-US" w:eastAsia="zh-CN"/>
-        </w:rPr>
-      </w:pPr>
-      <w:r>
-        <w:rPr>
-          <w:rFonts w:hint="eastAsia"/>
-          <w:lang w:val="en-US" w:eastAsia="zh-CN"/>
-        </w:rPr>
-        <w:t>do {</w:t>
+        <w:t>runloop的运行循环伪代码如下：</w:t>
+      </w:r>
+    </w:p>
+    <w:p>
+      <w:pPr>
+        <w:rPr>
+          <w:rFonts w:hint="eastAsia"/>
+          <w:lang w:val="en-US" w:eastAsia="zh-CN"/>
+        </w:rPr>
+      </w:pPr>
+      <w:r>
+        <w:rPr>
+          <w:rFonts w:hint="eastAsia"/>
+          <w:lang w:val="en-US" w:eastAsia="zh-CN"/>
+        </w:rPr>
+        <w:t>notifyObservsers(Entry)</w:t>
+      </w:r>
+    </w:p>
+    <w:p>
+      <w:pPr>
+        <w:rPr>
+          <w:rFonts w:hint="eastAsia"/>
+          <w:lang w:val="en-US" w:eastAsia="zh-CN"/>
+        </w:rPr>
+      </w:pPr>
+      <w:r>
+        <w:rPr>
+          <w:rFonts w:hint="eastAsia"/>
+          <w:lang w:val="en-US" w:eastAsia="zh-CN"/>
+        </w:rPr>
+        <w:t>do{</w:t>
       </w:r>
     </w:p>
     <w:p>
@@ -198,7 +198,7 @@
           <w:rFonts w:hint="eastAsia"/>
           <w:lang w:val="en-US" w:eastAsia="zh-CN"/>
         </w:rPr>
-        <w:t>notify observers willdosource0</w:t>
+        <w:t>notifyObservers(BeforeTimers)</w:t>
       </w:r>
     </w:p>
     <w:p>
@@ -214,7 +214,7 @@
           <w:rFonts w:hint="eastAsia"/>
           <w:lang w:val="en-US" w:eastAsia="zh-CN"/>
         </w:rPr>
-        <w:t>notify observers willdotimers</w:t>
+        <w:t>notifyObservers(BeforeSources)</w:t>
       </w:r>
     </w:p>
     <w:p>
@@ -230,7 +230,7 @@
           <w:rFonts w:hint="eastAsia"/>
           <w:lang w:val="en-US" w:eastAsia="zh-CN"/>
         </w:rPr>
-        <w:t>handle source0</w:t>
+        <w:t>doBlocks()</w:t>
       </w:r>
     </w:p>
     <w:p>
@@ -246,7 +246,39 @@
           <w:rFonts w:hint="eastAsia"/>
           <w:lang w:val="en-US" w:eastAsia="zh-CN"/>
         </w:rPr>
-        <w:t>handle blocks</w:t>
+        <w:t>if(hasSource0){</w:t>
+      </w:r>
+    </w:p>
+    <w:p>
+      <w:pPr>
+        <w:ind w:left="420" w:leftChars="0" w:firstLine="420" w:firstLineChars="0"/>
+        <w:rPr>
+          <w:rFonts w:hint="eastAsia"/>
+          <w:lang w:val="en-US" w:eastAsia="zh-CN"/>
+        </w:rPr>
+      </w:pPr>
+      <w:r>
+        <w:rPr>
+          <w:rFonts w:hint="eastAsia"/>
+          <w:lang w:val="en-US" w:eastAsia="zh-CN"/>
+        </w:rPr>
+        <w:t>doSource0</w:t>
+      </w:r>
+    </w:p>
+    <w:p>
+      <w:pPr>
+        <w:ind w:left="420" w:leftChars="0" w:firstLine="420" w:firstLineChars="0"/>
+        <w:rPr>
+          <w:rFonts w:hint="default"/>
+          <w:lang w:val="en-US" w:eastAsia="zh-CN"/>
+        </w:rPr>
+      </w:pPr>
+      <w:r>
+        <w:rPr>
+          <w:rFonts w:hint="eastAsia"/>
+          <w:lang w:val="en-US" w:eastAsia="zh-CN"/>
+        </w:rPr>
+        <w:t>doBlocks()</w:t>
       </w:r>
     </w:p>
     <w:p>
@@ -262,7 +294,7 @@
           <w:rFonts w:hint="eastAsia"/>
           <w:lang w:val="en-US" w:eastAsia="zh-CN"/>
         </w:rPr>
-        <w:t>hasmsg = checksource1msg</w:t>
+        <w:t>}</w:t>
       </w:r>
     </w:p>
     <w:p>
@@ -278,7 +310,7 @@
           <w:rFonts w:hint="eastAsia"/>
           <w:lang w:val="en-US" w:eastAsia="zh-CN"/>
         </w:rPr>
-        <w:t>if(hasmsg){</w:t>
+        <w:t>if(dispatchPort has msg){</w:t>
       </w:r>
     </w:p>
     <w:p>
@@ -294,7 +326,23 @@
           <w:rFonts w:hint="eastAsia"/>
           <w:lang w:val="en-US" w:eastAsia="zh-CN"/>
         </w:rPr>
-        <w:t>handlesource1msg</w:t>
+        <w:t>handleDispatch()</w:t>
+      </w:r>
+    </w:p>
+    <w:p>
+      <w:pPr>
+        <w:ind w:left="420" w:leftChars="0" w:firstLine="420" w:firstLineChars="0"/>
+        <w:rPr>
+          <w:rFonts w:hint="eastAsia"/>
+          <w:lang w:val="en-US" w:eastAsia="zh-CN"/>
+        </w:rPr>
+      </w:pPr>
+      <w:r>
+        <w:rPr>
+          <w:rFonts w:hint="eastAsia"/>
+          <w:lang w:val="en-US" w:eastAsia="zh-CN"/>
+        </w:rPr>
+        <w:t>goto AfterWait;</w:t>
       </w:r>
     </w:p>
     <w:p>
@@ -326,23 +374,87 @@
           <w:rFonts w:hint="eastAsia"/>
           <w:lang w:val="en-US" w:eastAsia="zh-CN"/>
         </w:rPr>
-        <w:t>if(no source0 &amp;&amp; no source1 &amp;&amp; no timers){</w:t>
+        <w:t>notifyObservers(BeforeWaiting)</w:t>
+      </w:r>
+    </w:p>
+    <w:p>
+      <w:pPr>
+        <w:ind w:firstLine="420" w:firstLineChars="0"/>
+        <w:rPr>
+          <w:rFonts w:hint="default"/>
+          <w:lang w:val="en-US" w:eastAsia="zh-CN"/>
+        </w:rPr>
+      </w:pPr>
+      <w:r>
+        <w:rPr>
+          <w:rFonts w:hint="eastAsia"/>
+          <w:lang w:val="en-US" w:eastAsia="zh-CN"/>
+        </w:rPr>
+        <w:t>livePort = mach_msg(waitSet)</w:t>
+      </w:r>
+    </w:p>
+    <w:p>
+      <w:pPr>
+        <w:ind w:firstLine="420" w:firstLineChars="0"/>
+        <w:rPr>
+          <w:rFonts w:hint="eastAsia"/>
+          <w:lang w:val="en-US" w:eastAsia="zh-CN"/>
+        </w:rPr>
+      </w:pPr>
+      <w:r>
+        <w:rPr>
+          <w:rFonts w:hint="eastAsia"/>
+          <w:lang w:val="en-US" w:eastAsia="zh-CN"/>
+        </w:rPr>
+        <w:t>notifyObservers(AfterWaiting)</w:t>
+      </w:r>
+    </w:p>
+    <w:p>
+      <w:pPr>
+        <w:ind w:firstLine="420" w:firstLineChars="0"/>
+        <w:rPr>
+          <w:rFonts w:hint="eastAsia"/>
+          <w:lang w:val="en-US" w:eastAsia="zh-CN"/>
+        </w:rPr>
+      </w:pPr>
+      <w:r>
+        <w:rPr>
+          <w:rFonts w:hint="eastAsia"/>
+          <w:lang w:val="en-US" w:eastAsia="zh-CN"/>
+        </w:rPr>
+        <w:t>if(livePort == wakeUpPort){</w:t>
       </w:r>
     </w:p>
     <w:p>
       <w:pPr>
         <w:ind w:left="420" w:leftChars="0" w:firstLine="420" w:firstLineChars="0"/>
         <w:rPr>
-          <w:rFonts w:hint="default"/>
-          <w:lang w:val="en-US" w:eastAsia="zh-CN"/>
-        </w:rPr>
-      </w:pPr>
-      <w:r>
-        <w:rPr>
-          <w:rFonts w:hint="eastAsia"/>
-          <w:lang w:val="en-US" w:eastAsia="zh-CN"/>
-        </w:rPr>
-        <w:t>notifyobservers before waiting</w:t>
+          <w:rFonts w:hint="eastAsia"/>
+          <w:lang w:val="en-US" w:eastAsia="zh-CN"/>
+        </w:rPr>
+      </w:pPr>
+      <w:r>
+        <w:rPr>
+          <w:rFonts w:hint="eastAsia"/>
+          <w:lang w:val="en-US" w:eastAsia="zh-CN"/>
+        </w:rPr>
+        <w:t>just wake up, do nothing</w:t>
+      </w:r>
+    </w:p>
+    <w:p>
+      <w:pPr>
+        <w:ind w:firstLine="420" w:firstLineChars="0"/>
+        <w:rPr>
+          <w:rFonts w:hint="eastAsia"/>
+          <w:lang w:val="en-US" w:eastAsia="zh-CN"/>
+        </w:rPr>
+      </w:pPr>
+      <w:r>
+        <w:rPr>
+          <w:rFonts w:hint="eastAsia"/>
+          <w:lang w:val="en-US" w:eastAsia="zh-CN"/>
+        </w:rPr>
+        <w:t>}else if(livePort == dispatchPort){</w:t>
       </w:r>
     </w:p>
     <w:p>
@@ -358,23 +470,39 @@
           <w:rFonts w:hint="eastAsia"/>
           <w:lang w:val="en-US" w:eastAsia="zh-CN"/>
         </w:rPr>
-        <w:t>sleep and waiting for source1</w:t>
+        <w:t>handle dispatch()</w:t>
+      </w:r>
+    </w:p>
+    <w:p>
+      <w:pPr>
+        <w:ind w:firstLine="420" w:firstLineChars="0"/>
+        <w:rPr>
+          <w:rFonts w:hint="eastAsia"/>
+          <w:lang w:val="en-US" w:eastAsia="zh-CN"/>
+        </w:rPr>
+      </w:pPr>
+      <w:r>
+        <w:rPr>
+          <w:rFonts w:hint="eastAsia"/>
+          <w:lang w:val="en-US" w:eastAsia="zh-CN"/>
+        </w:rPr>
+        <w:t>}else if(livePort == TimePort){</w:t>
       </w:r>
     </w:p>
     <w:p>
       <w:pPr>
         <w:ind w:left="420" w:leftChars="0" w:firstLine="420" w:firstLineChars="0"/>
         <w:rPr>
-          <w:rFonts w:hint="default"/>
-          <w:lang w:val="en-US" w:eastAsia="zh-CN"/>
-        </w:rPr>
-      </w:pPr>
-      <w:r>
-        <w:rPr>
-          <w:rFonts w:hint="eastAsia"/>
-          <w:lang w:val="en-US" w:eastAsia="zh-CN"/>
-        </w:rPr>
-        <w:t>notify observers after waiting</w:t>
+          <w:rFonts w:hint="eastAsia"/>
+          <w:lang w:val="en-US" w:eastAsia="zh-CN"/>
+        </w:rPr>
+      </w:pPr>
+      <w:r>
+        <w:rPr>
+          <w:rFonts w:hint="eastAsia"/>
+          <w:lang w:val="en-US" w:eastAsia="zh-CN"/>
+        </w:rPr>
+        <w:t>do Timers()</w:t>
       </w:r>
     </w:p>
     <w:p>
@@ -390,23 +518,102 @@
           <w:rFonts w:hint="eastAsia"/>
           <w:lang w:val="en-US" w:eastAsia="zh-CN"/>
         </w:rPr>
+        <w:t>}else if(livePort == OtherSource1){</w:t>
+      </w:r>
+    </w:p>
+    <w:p>
+      <w:pPr>
+        <w:ind w:left="420" w:leftChars="0" w:firstLine="420" w:firstLineChars="0"/>
+        <w:rPr>
+          <w:rFonts w:hint="default"/>
+          <w:lang w:val="en-US" w:eastAsia="zh-CN"/>
+        </w:rPr>
+      </w:pPr>
+      <w:r>
+        <w:rPr>
+          <w:rFonts w:hint="eastAsia"/>
+          <w:lang w:val="en-US" w:eastAsia="zh-CN"/>
+        </w:rPr>
+        <w:t>do other source1</w:t>
+      </w:r>
+    </w:p>
+    <w:p>
+      <w:pPr>
+        <w:ind w:firstLine="420" w:firstLineChars="0"/>
+        <w:rPr>
+          <w:rFonts w:hint="eastAsia"/>
+          <w:lang w:val="en-US" w:eastAsia="zh-CN"/>
+        </w:rPr>
+      </w:pPr>
+      <w:r>
+        <w:rPr>
+          <w:rFonts w:hint="eastAsia"/>
+          <w:lang w:val="en-US" w:eastAsia="zh-CN"/>
+        </w:rPr>
+        <w:t>}else if(time out){</w:t>
+      </w:r>
+    </w:p>
+    <w:p>
+      <w:pPr>
+        <w:ind w:left="420" w:leftChars="0" w:firstLine="420" w:firstLineChars="0"/>
+        <w:rPr>
+          <w:rFonts w:hint="default"/>
+          <w:lang w:val="en-US" w:eastAsia="zh-CN"/>
+        </w:rPr>
+      </w:pPr>
+      <w:r>
+        <w:rPr>
+          <w:rFonts w:hint="eastAsia"/>
+          <w:lang w:val="en-US" w:eastAsia="zh-CN"/>
+        </w:rPr>
+        <w:t>retal = timeout</w:t>
+      </w:r>
+    </w:p>
+    <w:p>
+      <w:pPr>
+        <w:ind w:firstLine="420" w:firstLineChars="0"/>
+        <w:rPr>
+          <w:rFonts w:hint="eastAsia"/>
+          <w:lang w:val="en-US" w:eastAsia="zh-CN"/>
+        </w:rPr>
+      </w:pPr>
+      <w:r>
+        <w:rPr>
+          <w:rFonts w:hint="eastAsia"/>
+          <w:lang w:val="en-US" w:eastAsia="zh-CN"/>
+        </w:rPr>
         <w:t>}</w:t>
       </w:r>
     </w:p>
     <w:p>
       <w:pPr>
+        <w:rPr>
+          <w:rFonts w:hint="eastAsia"/>
+          <w:lang w:val="en-US" w:eastAsia="zh-CN"/>
+        </w:rPr>
+      </w:pPr>
+      <w:r>
+        <w:rPr>
+          <w:rFonts w:hint="eastAsia"/>
+          <w:lang w:val="en-US" w:eastAsia="zh-CN"/>
+        </w:rPr>
+        <w:t>After Wait:</w:t>
+      </w:r>
+    </w:p>
+    <w:p>
+      <w:pPr>
         <w:ind w:firstLine="420" w:firstLineChars="0"/>
         <w:rPr>
-          <w:rFonts w:hint="eastAsia"/>
-          <w:lang w:val="en-US" w:eastAsia="zh-CN"/>
-        </w:rPr>
-      </w:pPr>
-      <w:r>
-        <w:rPr>
-          <w:rFonts w:hint="eastAsia"/>
-          <w:lang w:val="en-US" w:eastAsia="zh-CN"/>
-        </w:rPr>
-        <w:t>handle timers</w:t>
+          <w:rFonts w:hint="default"/>
+          <w:lang w:val="en-US" w:eastAsia="zh-CN"/>
+        </w:rPr>
+      </w:pPr>
+      <w:r>
+        <w:rPr>
+          <w:rFonts w:hint="eastAsia"/>
+          <w:lang w:val="en-US" w:eastAsia="zh-CN"/>
+        </w:rPr>
+        <w:t>do blocks()</w:t>
       </w:r>
     </w:p>
     <w:p>
@@ -422,38 +629,72 @@
           <w:rFonts w:hint="eastAsia"/>
           <w:lang w:val="en-US" w:eastAsia="zh-CN"/>
         </w:rPr>
-        <w:t>handle source0</w:t>
-      </w:r>
-    </w:p>
-    <w:p>
-      <w:pPr>
-        <w:rPr>
-          <w:rFonts w:hint="eastAsia"/>
-          <w:lang w:val="en-US" w:eastAsia="zh-CN"/>
-        </w:rPr>
-      </w:pPr>
-      <w:r>
-        <w:rPr>
-          <w:rFonts w:hint="eastAsia"/>
-          <w:lang w:val="en-US" w:eastAsia="zh-CN"/>
-        </w:rPr>
-        <w:t>}while( !stop &amp;&amp; have nothing to do)</w:t>
-      </w:r>
-    </w:p>
-    <w:p>
-      <w:pPr>
-        <w:rPr>
-          <w:rFonts w:hint="default"/>
-          <w:lang w:val="en-US" w:eastAsia="zh-CN"/>
-        </w:rPr>
-      </w:pPr>
-      <w:r>
-        <w:rPr>
-          <w:rFonts w:hint="eastAsia"/>
-          <w:lang w:val="en-US" w:eastAsia="zh-CN"/>
-        </w:rPr>
-        <w:t>notify observers will exit</w:t>
-      </w:r>
+        <w:t>if(shouldStop || timeout || mode is empty) break;</w:t>
+      </w:r>
+    </w:p>
+    <w:p>
+      <w:pPr>
+        <w:rPr>
+          <w:rFonts w:hint="eastAsia"/>
+          <w:lang w:val="en-US" w:eastAsia="zh-CN"/>
+        </w:rPr>
+      </w:pPr>
+      <w:r>
+        <w:rPr>
+          <w:rFonts w:hint="eastAsia"/>
+          <w:lang w:val="en-US" w:eastAsia="zh-CN"/>
+        </w:rPr>
+        <w:t>}while(true)</w:t>
+      </w:r>
+    </w:p>
+    <w:p>
+      <w:pPr>
+        <w:rPr>
+          <w:rFonts w:hint="default"/>
+          <w:lang w:val="en-US" w:eastAsia="zh-CN"/>
+        </w:rPr>
+      </w:pPr>
+      <w:r>
+        <w:rPr>
+          <w:rFonts w:hint="eastAsia"/>
+          <w:lang w:val="en-US" w:eastAsia="zh-CN"/>
+        </w:rPr>
+        <w:t>notifyObservers(Exit)</w:t>
+      </w:r>
+    </w:p>
+    <w:p>
+      <w:pPr>
+        <w:ind w:firstLine="420" w:firstLineChars="0"/>
+        <w:rPr>
+          <w:rFonts w:hint="default"/>
+          <w:lang w:val="en-US" w:eastAsia="zh-CN"/>
+        </w:rPr>
+      </w:pPr>
+    </w:p>
+    <w:p>
+      <w:pPr>
+        <w:ind w:firstLine="420" w:firstLineChars="0"/>
+        <w:rPr>
+          <w:rFonts w:hint="default"/>
+          <w:lang w:val="en-US" w:eastAsia="zh-CN"/>
+        </w:rPr>
+      </w:pPr>
+    </w:p>
+    <w:p>
+      <w:pPr>
+        <w:rPr>
+          <w:rFonts w:hint="eastAsia"/>
+          <w:lang w:val="en-US" w:eastAsia="zh-CN"/>
+        </w:rPr>
+      </w:pPr>
+    </w:p>
+    <w:p>
+      <w:pPr>
+        <w:rPr>
+          <w:rFonts w:hint="eastAsia"/>
+          <w:lang w:val="en-US" w:eastAsia="zh-CN"/>
+        </w:rPr>
+      </w:pPr>
     </w:p>
     <w:p>
       <w:pPr>
@@ -500,21 +741,21 @@
           <w:lang w:val="en-US" w:eastAsia="zh-CN"/>
         </w:rPr>
       </w:pPr>
-      <w:r>
-        <w:rPr>
-          <w:rFonts w:hint="eastAsia"/>
-          <w:lang w:val="en-US" w:eastAsia="zh-CN"/>
-        </w:rPr>
-        <w:t>runloop应用篇</w:t>
-      </w:r>
-    </w:p>
-    <w:p>
-      <w:pPr>
-        <w:rPr>
-          <w:rFonts w:hint="default"/>
-          <w:lang w:val="en-US" w:eastAsia="zh-CN"/>
-        </w:rPr>
-      </w:pPr>
+    </w:p>
+    <w:p>
+      <w:pPr>
+        <w:rPr>
+          <w:rFonts w:hint="eastAsia"/>
+          <w:lang w:val="en-US" w:eastAsia="zh-CN"/>
+        </w:rPr>
+      </w:pPr>
+      <w:r>
+        <w:rPr>
+          <w:rFonts w:hint="eastAsia"/>
+          <w:lang w:val="en-US" w:eastAsia="zh-CN"/>
+        </w:rPr>
+        <w:t>runloop应用篇：应用篇分两部分：</w:t>
+      </w:r>
     </w:p>
     <w:p>
       <w:pPr>
@@ -532,14 +773,434 @@
           <w:rFonts w:hint="eastAsia"/>
           <w:lang w:val="en-US" w:eastAsia="zh-CN"/>
         </w:rPr>
-        <w:t>runloop在iOS中至关重要，主线程中的大部分任务都是由runloop进行协调和分发的，UI布局和页面渲染、动画渲染，用户手势操作事件，nstimer计时器，gcd，线程通信等，都和runloop息息相关。</w:t>
+        <w:t>系统自带的runloop事件的分类；</w:t>
+      </w:r>
+    </w:p>
+    <w:p>
+      <w:pPr>
+        <w:numPr>
+          <w:ilvl w:val="0"/>
+          <w:numId w:val="1"/>
+        </w:numPr>
+        <w:rPr>
+          <w:rFonts w:hint="default"/>
+          <w:lang w:val="en-US" w:eastAsia="zh-CN"/>
+        </w:rPr>
+      </w:pPr>
+      <w:r>
+        <w:rPr>
+          <w:rFonts w:hint="eastAsia"/>
+          <w:lang w:val="en-US" w:eastAsia="zh-CN"/>
+        </w:rPr>
+        <w:t>程序员基于runloop做的特有事件；</w:t>
+      </w:r>
+    </w:p>
+    <w:p>
+      <w:pPr>
+        <w:rPr>
+          <w:rFonts w:hint="eastAsia"/>
+          <w:lang w:val="en-US" w:eastAsia="zh-CN"/>
+        </w:rPr>
+      </w:pPr>
+    </w:p>
+    <w:p>
+      <w:pPr>
+        <w:rPr>
+          <w:rFonts w:hint="eastAsia"/>
+          <w:lang w:val="en-US" w:eastAsia="zh-CN"/>
+        </w:rPr>
+      </w:pPr>
+      <w:r>
+        <w:rPr>
+          <w:rFonts w:hint="eastAsia"/>
+          <w:lang w:val="en-US" w:eastAsia="zh-CN"/>
+        </w:rPr>
+        <w:t>程序员常见的iOS系统的runloop的应用场景有哪些？这些场景都需要理解其原理</w:t>
+      </w:r>
+    </w:p>
+    <w:p>
+      <w:pPr>
+        <w:rPr>
+          <w:rFonts w:hint="eastAsia"/>
+          <w:lang w:val="en-US" w:eastAsia="zh-CN"/>
+        </w:rPr>
+      </w:pPr>
+      <w:r>
+        <w:rPr>
+          <w:rFonts w:hint="eastAsia"/>
+          <w:lang w:val="en-US" w:eastAsia="zh-CN"/>
+        </w:rPr>
+        <w:t>常见的source1：</w:t>
+      </w:r>
+    </w:p>
+    <w:p>
+      <w:pPr>
+        <w:rPr>
+          <w:rFonts w:hint="eastAsia"/>
+          <w:lang w:val="en-US" w:eastAsia="zh-CN"/>
+        </w:rPr>
+      </w:pPr>
+    </w:p>
+    <w:p>
+      <w:pPr>
+        <w:rPr>
+          <w:rFonts w:hint="eastAsia"/>
+          <w:lang w:val="en-US" w:eastAsia="zh-CN"/>
+        </w:rPr>
+      </w:pPr>
+      <w:r>
+        <w:rPr>
+          <w:rFonts w:hint="eastAsia"/>
+          <w:lang w:val="en-US" w:eastAsia="zh-CN"/>
+        </w:rPr>
+        <w:t>常见的source0：</w:t>
+      </w:r>
+    </w:p>
+    <w:p>
+      <w:pPr>
+        <w:rPr>
+          <w:rFonts w:hint="eastAsia"/>
+          <w:lang w:val="en-US" w:eastAsia="zh-CN"/>
+        </w:rPr>
+      </w:pPr>
+    </w:p>
+    <w:p>
+      <w:pPr>
+        <w:rPr>
+          <w:rFonts w:hint="eastAsia"/>
+          <w:lang w:val="en-US" w:eastAsia="zh-CN"/>
+        </w:rPr>
+      </w:pPr>
+      <w:r>
+        <w:rPr>
+          <w:rFonts w:hint="eastAsia"/>
+          <w:lang w:val="en-US" w:eastAsia="zh-CN"/>
+        </w:rPr>
+        <w:t>常见的blocks：</w:t>
+      </w:r>
+    </w:p>
+    <w:p>
+      <w:pPr>
+        <w:rPr>
+          <w:rFonts w:hint="eastAsia"/>
+          <w:lang w:val="en-US" w:eastAsia="zh-CN"/>
+        </w:rPr>
+      </w:pPr>
+    </w:p>
+    <w:p>
+      <w:pPr>
+        <w:rPr>
+          <w:rFonts w:hint="default"/>
+          <w:lang w:val="en-US" w:eastAsia="zh-CN"/>
+        </w:rPr>
+      </w:pPr>
+      <w:r>
+        <w:rPr>
+          <w:rFonts w:hint="eastAsia"/>
+          <w:lang w:val="en-US" w:eastAsia="zh-CN"/>
+        </w:rPr>
+        <w:t>常见的timers：</w:t>
+      </w:r>
+    </w:p>
+    <w:p>
+      <w:pPr>
+        <w:rPr>
+          <w:rFonts w:hint="default"/>
+          <w:lang w:val="en-US" w:eastAsia="zh-CN"/>
+        </w:rPr>
+      </w:pPr>
+    </w:p>
+    <w:p>
+      <w:pPr>
+        <w:numPr>
+          <w:ilvl w:val="0"/>
+          <w:numId w:val="2"/>
+        </w:numPr>
+        <w:rPr>
+          <w:rFonts w:hint="eastAsia"/>
+          <w:lang w:val="en-US" w:eastAsia="zh-CN"/>
+        </w:rPr>
+      </w:pPr>
+      <w:r>
+        <w:rPr>
+          <w:rFonts w:hint="eastAsia"/>
+          <w:lang w:val="en-US" w:eastAsia="zh-CN"/>
+        </w:rPr>
+        <w:t>GCD，使用GCDAsync给主队列添加任务时，都发生了什么？为什么在主线程添加的任务会延迟执行？</w:t>
+      </w:r>
+    </w:p>
+    <w:p>
+      <w:pPr>
+        <w:numPr>
+          <w:ilvl w:val="0"/>
+          <w:numId w:val="0"/>
+        </w:numPr>
+        <w:ind w:left="420" w:leftChars="0"/>
+        <w:rPr>
+          <w:rFonts w:hint="default"/>
+          <w:lang w:val="en-US" w:eastAsia="zh-CN"/>
+        </w:rPr>
+      </w:pPr>
+      <w:r>
+        <w:rPr>
+          <w:rFonts w:hint="eastAsia"/>
+          <w:lang w:val="en-US" w:eastAsia="zh-CN"/>
+        </w:rPr>
+        <w:t>GCDAsync给主队列添加任务：</w:t>
+      </w:r>
+    </w:p>
+    <w:p>
+      <w:pPr>
+        <w:numPr>
+          <w:ilvl w:val="0"/>
+          <w:numId w:val="3"/>
+        </w:numPr>
+        <w:ind w:left="420" w:leftChars="0"/>
+        <w:rPr>
+          <w:rFonts w:hint="eastAsia"/>
+          <w:lang w:val="en-US" w:eastAsia="zh-CN"/>
+        </w:rPr>
+      </w:pPr>
+      <w:r>
+        <w:rPr>
+          <w:rFonts w:hint="eastAsia"/>
+          <w:lang w:val="en-US" w:eastAsia="zh-CN"/>
+        </w:rPr>
+        <w:t>block入队：将任务block放入libdispatch维护的mainqueue；</w:t>
+      </w:r>
+    </w:p>
+    <w:p>
+      <w:pPr>
+        <w:numPr>
+          <w:ilvl w:val="0"/>
+          <w:numId w:val="3"/>
+        </w:numPr>
+        <w:ind w:left="420" w:leftChars="0"/>
+        <w:rPr>
+          <w:rFonts w:hint="default"/>
+          <w:lang w:val="en-US" w:eastAsia="zh-CN"/>
+        </w:rPr>
+      </w:pPr>
+      <w:r>
+        <w:rPr>
+          <w:rFonts w:hint="eastAsia"/>
+          <w:lang w:val="en-US" w:eastAsia="zh-CN"/>
+        </w:rPr>
+        <w:t>触发唤醒：</w:t>
+      </w:r>
+    </w:p>
+    <w:p>
+      <w:pPr>
+        <w:numPr>
+          <w:ilvl w:val="2"/>
+          <w:numId w:val="3"/>
+        </w:numPr>
+        <w:ind w:left="1260" w:leftChars="0" w:hanging="420" w:firstLineChars="0"/>
+        <w:rPr>
+          <w:rFonts w:hint="default"/>
+          <w:lang w:val="en-US" w:eastAsia="zh-CN"/>
+        </w:rPr>
+      </w:pPr>
+      <w:r>
+        <w:rPr>
+          <w:rFonts w:hint="eastAsia"/>
+          <w:lang w:val="en-US" w:eastAsia="zh-CN"/>
+        </w:rPr>
+        <w:t>如果mainqueue是空闲的，libdispatch会向dispatchport写一条唤醒消息；</w:t>
+      </w:r>
+    </w:p>
+    <w:p>
+      <w:pPr>
+        <w:numPr>
+          <w:ilvl w:val="2"/>
+          <w:numId w:val="3"/>
+        </w:numPr>
+        <w:ind w:left="1260" w:leftChars="0" w:hanging="420" w:firstLineChars="0"/>
+        <w:rPr>
+          <w:rFonts w:hint="default"/>
+          <w:lang w:val="en-US" w:eastAsia="zh-CN"/>
+        </w:rPr>
+      </w:pPr>
+      <w:r>
+        <w:rPr>
+          <w:rFonts w:hint="eastAsia"/>
+          <w:lang w:val="en-US" w:eastAsia="zh-CN"/>
+        </w:rPr>
+        <w:t>如果dispatchport已有消息，则不会写，避免重复唤醒；</w:t>
+      </w:r>
+    </w:p>
+    <w:p>
+      <w:pPr>
+        <w:numPr>
+          <w:ilvl w:val="0"/>
+          <w:numId w:val="3"/>
+        </w:numPr>
+        <w:ind w:left="420" w:leftChars="0"/>
+        <w:rPr>
+          <w:rFonts w:hint="default"/>
+          <w:lang w:val="en-US" w:eastAsia="zh-CN"/>
+        </w:rPr>
+      </w:pPr>
+      <w:r>
+        <w:rPr>
+          <w:rFonts w:hint="eastAsia"/>
+          <w:lang w:val="en-US" w:eastAsia="zh-CN"/>
+        </w:rPr>
+        <w:t>runloop消费：runloop有两个时机执行mainqueue中待消费的block</w:t>
+      </w:r>
+    </w:p>
+    <w:p>
+      <w:pPr>
+        <w:numPr>
+          <w:ilvl w:val="2"/>
+          <w:numId w:val="3"/>
+        </w:numPr>
+        <w:ind w:left="1260" w:leftChars="0" w:hanging="420" w:firstLineChars="0"/>
+        <w:rPr>
+          <w:rFonts w:hint="default"/>
+          <w:lang w:val="en-US" w:eastAsia="zh-CN"/>
+        </w:rPr>
+      </w:pPr>
+      <w:r>
+        <w:rPr>
+          <w:rFonts w:hint="eastAsia"/>
+          <w:lang w:val="en-US" w:eastAsia="zh-CN"/>
+        </w:rPr>
+        <w:t>beforewaiting：休眠前检查dispatchport，有消息则立即执行；</w:t>
+      </w:r>
+    </w:p>
+    <w:p>
+      <w:pPr>
+        <w:numPr>
+          <w:ilvl w:val="2"/>
+          <w:numId w:val="3"/>
+        </w:numPr>
+        <w:ind w:left="1260" w:leftChars="0" w:hanging="420" w:firstLineChars="0"/>
+        <w:rPr>
+          <w:rFonts w:hint="default"/>
+          <w:lang w:val="en-US" w:eastAsia="zh-CN"/>
+        </w:rPr>
+      </w:pPr>
+      <w:r>
+        <w:rPr>
+          <w:rFonts w:hint="eastAsia"/>
+          <w:lang w:val="en-US" w:eastAsia="zh-CN"/>
+        </w:rPr>
+        <w:t>afterwaiting：被dispatchport唤醒并执行；</w:t>
+      </w:r>
+    </w:p>
+    <w:p>
+      <w:pPr>
+        <w:numPr>
+          <w:ilvl w:val="0"/>
+          <w:numId w:val="0"/>
+        </w:numPr>
+        <w:ind w:left="420" w:leftChars="0" w:firstLine="420" w:firstLineChars="0"/>
+        <w:rPr>
+          <w:rFonts w:hint="default"/>
+          <w:lang w:val="en-US" w:eastAsia="zh-CN"/>
+        </w:rPr>
+      </w:pPr>
+      <w:r>
+        <w:rPr>
+          <w:rFonts w:hint="eastAsia"/>
+          <w:lang w:val="en-US" w:eastAsia="zh-CN"/>
+        </w:rPr>
+        <w:t>执行时调用__CFRUNLOOP_IS_SERVICING_THE_MAIN_DISPATCH_QUEUE__，</w:t>
+      </w:r>
+      <w:r>
+        <w:rPr>
+          <w:rFonts w:hint="eastAsia"/>
+          <w:lang w:val="en-US" w:eastAsia="zh-CN"/>
+        </w:rPr>
+        <w:tab/>
+      </w:r>
+      <w:r>
+        <w:rPr>
+          <w:rFonts w:hint="eastAsia"/>
+          <w:lang w:val="en-US" w:eastAsia="zh-CN"/>
+        </w:rPr>
+        <w:t>一次性清空所有block</w:t>
+      </w:r>
+    </w:p>
+    <w:p>
+      <w:pPr>
+        <w:numPr>
+          <w:ilvl w:val="0"/>
+          <w:numId w:val="0"/>
+        </w:numPr>
+        <w:ind w:firstLine="420" w:firstLineChars="0"/>
+        <w:rPr>
+          <w:rFonts w:hint="eastAsia"/>
+          <w:lang w:val="en-US" w:eastAsia="zh-CN"/>
+        </w:rPr>
+      </w:pPr>
+      <w:r>
+        <w:rPr>
+          <w:rFonts w:hint="eastAsia"/>
+          <w:lang w:val="en-US" w:eastAsia="zh-CN"/>
+        </w:rPr>
+        <w:t>为什么在主线程使用GCDasync添加的任务，会延迟执行？</w:t>
+      </w:r>
+    </w:p>
+    <w:p>
+      <w:pPr>
+        <w:numPr>
+          <w:ilvl w:val="0"/>
+          <w:numId w:val="0"/>
+        </w:numPr>
+        <w:ind w:firstLine="420" w:firstLineChars="0"/>
+        <w:rPr>
+          <w:rFonts w:hint="default"/>
+          <w:lang w:val="en-US" w:eastAsia="zh-CN"/>
+        </w:rPr>
+      </w:pPr>
+      <w:r>
+        <w:rPr>
+          <w:rFonts w:hint="eastAsia"/>
+          <w:lang w:val="en-US" w:eastAsia="zh-CN"/>
+        </w:rPr>
+        <w:t>因为GCD Async所在的代码块是一个runloop任务，而它所添加的任务，在当前任</w:t>
+      </w:r>
+      <w:r>
+        <w:rPr>
+          <w:rFonts w:hint="eastAsia"/>
+          <w:lang w:val="en-US" w:eastAsia="zh-CN"/>
+        </w:rPr>
+        <w:tab/>
+      </w:r>
+      <w:r>
+        <w:rPr>
+          <w:rFonts w:hint="eastAsia"/>
+          <w:lang w:val="en-US" w:eastAsia="zh-CN"/>
+        </w:rPr>
+        <w:t>务执行完毕后才会执行。</w:t>
+      </w:r>
+    </w:p>
+    <w:p>
+      <w:pPr>
+        <w:numPr>
+          <w:ilvl w:val="0"/>
+          <w:numId w:val="2"/>
+        </w:numPr>
+        <w:rPr>
+          <w:rFonts w:hint="default"/>
+          <w:lang w:val="en-US" w:eastAsia="zh-CN"/>
+        </w:rPr>
+      </w:pPr>
+      <w:r>
+        <w:rPr>
+          <w:rFonts w:hint="eastAsia"/>
+          <w:lang w:val="en-US" w:eastAsia="zh-CN"/>
+        </w:rPr>
+        <w:t>CADisplayLink，这种定时器的工作原理，信号是如何发出去的</w:t>
       </w:r>
     </w:p>
     <w:p>
       <w:pPr>
         <w:numPr>
           <w:ilvl w:val="1"/>
-          <w:numId w:val="1"/>
+          <w:numId w:val="2"/>
         </w:numPr>
         <w:ind w:left="840" w:leftChars="0" w:hanging="420" w:firstLineChars="0"/>
         <w:rPr>
@@ -552,21 +1213,359 @@
           <w:rFonts w:hint="eastAsia"/>
           <w:lang w:val="en-US" w:eastAsia="zh-CN"/>
         </w:rPr>
-        <w:t>比如nstimer定时器，</w:t>
-      </w:r>
-      <w:r>
-        <w:rPr>
-          <w:rFonts w:hint="default"/>
-          <w:lang w:val="en-US" w:eastAsia="zh-CN"/>
-        </w:rPr>
-        <w:t>当程序员把 NSTimer 加入 RunLoop 的某个 mode 时：</w:t>
+        <w:t>CADisplayLink第一次 add 时，CoreAnimation 为当前 mode 注册Source1监听VSync信号，CADisplayLink对象由coreanimation框架维护。</w:t>
+      </w:r>
+    </w:p>
+    <w:p>
+      <w:pPr>
+        <w:numPr>
+          <w:ilvl w:val="1"/>
+          <w:numId w:val="2"/>
+        </w:numPr>
+        <w:ind w:left="840" w:leftChars="0" w:hanging="420" w:firstLineChars="0"/>
+        <w:rPr>
+          <w:rFonts w:hint="default"/>
+          <w:lang w:val="en-US" w:eastAsia="zh-CN"/>
+        </w:rPr>
+      </w:pPr>
+      <w:r>
+        <w:rPr>
+          <w:rFonts w:hint="eastAsia"/>
+          <w:lang w:val="en-US" w:eastAsia="zh-CN"/>
+        </w:rPr>
+        <w:t>IOKit的VSync 信号写入消息，触发 Source1，其回调为CA 的内部函数，遍历 CADisplayLink 列表，调用用户回调。</w:t>
+      </w:r>
+    </w:p>
+    <w:p>
+      <w:pPr>
+        <w:numPr>
+          <w:ilvl w:val="1"/>
+          <w:numId w:val="2"/>
+        </w:numPr>
+        <w:ind w:left="840" w:leftChars="0" w:hanging="420" w:firstLineChars="0"/>
+        <w:rPr>
+          <w:rFonts w:hint="default"/>
+          <w:lang w:val="en-US" w:eastAsia="zh-CN"/>
+        </w:rPr>
+      </w:pPr>
+      <w:r>
+        <w:rPr>
+          <w:rFonts w:hint="default"/>
+          <w:lang w:val="en-US" w:eastAsia="zh-CN"/>
+        </w:rPr>
+        <w:t>CADisplayLink 不是 RunLoop 的 Timer，而是 CA 持有的对象，RunLoop 只是用来接收 VSync 信号和唤醒调度。</w:t>
+      </w:r>
+    </w:p>
+    <w:p>
+      <w:pPr>
+        <w:numPr>
+          <w:ilvl w:val="1"/>
+          <w:numId w:val="2"/>
+        </w:numPr>
+        <w:ind w:left="840" w:leftChars="0" w:hanging="420" w:firstLineChars="0"/>
+        <w:rPr>
+          <w:rFonts w:hint="default"/>
+          <w:lang w:val="en-US" w:eastAsia="zh-CN"/>
+        </w:rPr>
+      </w:pPr>
+      <w:r>
+        <w:rPr>
+          <w:rFonts w:hint="default"/>
+          <w:lang w:val="en-US" w:eastAsia="zh-CN"/>
+        </w:rPr>
+        <w:t>CADisplayLink对象和source1的回调函数由coreanimation框架维护，而vsync信号由IOKit</w:t>
+      </w:r>
+      <w:r>
+        <w:rPr>
+          <w:rFonts w:hint="eastAsia"/>
+          <w:lang w:val="en-US" w:eastAsia="zh-CN"/>
+        </w:rPr>
+        <w:t>发出</w:t>
+      </w:r>
+      <w:r>
+        <w:rPr>
+          <w:rFonts w:hint="default"/>
+          <w:lang w:val="en-US" w:eastAsia="zh-CN"/>
+        </w:rPr>
+        <w:t>，runloop则居中起协调作用</w:t>
+      </w:r>
+      <w:r>
+        <w:rPr>
+          <w:rFonts w:hint="eastAsia"/>
+          <w:lang w:val="en-US" w:eastAsia="zh-CN"/>
+        </w:rPr>
+        <w:t>。</w:t>
+      </w:r>
+    </w:p>
+    <w:p>
+      <w:pPr>
+        <w:numPr>
+          <w:ilvl w:val="0"/>
+          <w:numId w:val="2"/>
+        </w:numPr>
+        <w:rPr>
+          <w:rFonts w:hint="default"/>
+          <w:lang w:val="en-US" w:eastAsia="zh-CN"/>
+        </w:rPr>
+      </w:pPr>
+      <w:r>
+        <w:rPr>
+          <w:rFonts w:hint="eastAsia"/>
+          <w:lang w:val="en-US" w:eastAsia="zh-CN"/>
+        </w:rPr>
+        <w:t>NSTimer的底层原理，和GCDTimer的区别，为什么scrollview滚动的时</w:t>
+      </w:r>
+      <w:r>
+        <w:rPr>
+          <w:rFonts w:hint="eastAsia"/>
+          <w:lang w:val="en-US" w:eastAsia="zh-CN"/>
+        </w:rPr>
+        <w:tab/>
+      </w:r>
+      <w:r>
+        <w:rPr>
+          <w:rFonts w:hint="eastAsia"/>
+          <w:lang w:val="en-US" w:eastAsia="zh-CN"/>
+        </w:rPr>
+        <w:t>候定时器失效</w:t>
+      </w:r>
+    </w:p>
+    <w:p>
+      <w:pPr>
+        <w:numPr>
+          <w:ilvl w:val="1"/>
+          <w:numId w:val="2"/>
+        </w:numPr>
+        <w:ind w:left="840" w:leftChars="0" w:hanging="420" w:firstLineChars="0"/>
+        <w:rPr>
+          <w:rFonts w:hint="default"/>
+          <w:lang w:val="en-US" w:eastAsia="zh-CN"/>
+        </w:rPr>
+      </w:pPr>
+      <w:r>
+        <w:rPr>
+          <w:rFonts w:hint="default"/>
+          <w:lang w:val="en-US" w:eastAsia="zh-CN"/>
+        </w:rPr>
+        <w:t>NSTimer的底层原理</w:t>
+      </w:r>
+      <w:r>
+        <w:rPr>
+          <w:rFonts w:hint="eastAsia"/>
+          <w:lang w:val="en-US" w:eastAsia="zh-CN"/>
+        </w:rPr>
+        <w:t>，调用addTimer toMode后，该mode的timers集合中新增定时器事件，（如果该mode还没有timeport，则懒创建timeport并注册一个source1来监听它），runloop会根据该mode所有timer最早的firedate，然后执行mk_timer_arm()系统调用进入内核态，写入内核定时器后返回用户态，runloop继续do loop。内核定时器到时后，向timeport写入mach msg，runloop收到该消息后（若处于休眠状态则唤醒之）触发绑定该端口的source1回调dotimers，遍历定时器并触发到期的回调，如果该定时器是repeat，则重复上述过程。</w:t>
+      </w:r>
+    </w:p>
+    <w:p>
+      <w:pPr>
+        <w:numPr>
+          <w:ilvl w:val="1"/>
+          <w:numId w:val="2"/>
+        </w:numPr>
+        <w:ind w:left="840" w:leftChars="0" w:hanging="420" w:firstLineChars="0"/>
+        <w:rPr>
+          <w:rFonts w:hint="default"/>
+          <w:lang w:val="en-US" w:eastAsia="zh-CN"/>
+        </w:rPr>
+      </w:pPr>
+      <w:r>
+        <w:rPr>
+          <w:rFonts w:hint="eastAsia"/>
+          <w:lang w:val="en-US" w:eastAsia="zh-CN"/>
+        </w:rPr>
+        <w:t>GCDTimer是直接去内核注册、监听定时器，并不通过runloop来触发。GCDTimer比NSTimer要准，因为NSTimer触发的时候依赖于runloop，但是如果runloop中刚好有耗时任务，则时间上就会延迟。</w:t>
+      </w:r>
+    </w:p>
+    <w:p>
+      <w:pPr>
+        <w:numPr>
+          <w:ilvl w:val="1"/>
+          <w:numId w:val="2"/>
+        </w:numPr>
+        <w:ind w:left="840" w:leftChars="0" w:hanging="420" w:firstLineChars="0"/>
+        <w:rPr>
+          <w:rFonts w:hint="default"/>
+          <w:lang w:val="en-US" w:eastAsia="zh-CN"/>
+        </w:rPr>
+      </w:pPr>
+      <w:r>
+        <w:rPr>
+          <w:rFonts w:hint="eastAsia"/>
+          <w:lang w:val="en-US" w:eastAsia="zh-CN"/>
+        </w:rPr>
+        <w:t>注册在defaultmode中的NSTimerA，当scrollview滚动的时候，runloop切换为UITrackingmode，而UITrackingmode和defaultmode监听的定时器端口号不一致，且mode的timers集合中并没有上述定时器，故内核定时器消息到达的时候，UITrackingmode无法收到defaultmode的source1消息，故无法改变定时器的状态和触发定时器的回调。当滚动结束重回defaultmode，如果该定时器过期，则runloop默认会舍弃该定时器回调。</w:t>
+      </w:r>
+    </w:p>
+    <w:p>
+      <w:pPr>
+        <w:numPr>
+          <w:ilvl w:val="0"/>
+          <w:numId w:val="2"/>
+        </w:numPr>
+        <w:rPr>
+          <w:rFonts w:hint="default"/>
+          <w:lang w:val="en-US" w:eastAsia="zh-CN"/>
+        </w:rPr>
+      </w:pPr>
+      <w:r>
+        <w:rPr>
+          <w:rFonts w:hint="eastAsia"/>
+          <w:lang w:val="en-US" w:eastAsia="zh-CN"/>
+        </w:rPr>
+        <w:t>perform selector onthread waituntildone</w:t>
+      </w:r>
+    </w:p>
+    <w:p>
+      <w:pPr>
+        <w:numPr>
+          <w:ilvl w:val="1"/>
+          <w:numId w:val="2"/>
+        </w:numPr>
+        <w:ind w:left="840" w:leftChars="0" w:hanging="420" w:firstLineChars="0"/>
+        <w:rPr>
+          <w:rFonts w:hint="default"/>
+          <w:lang w:val="en-US" w:eastAsia="zh-CN"/>
+        </w:rPr>
+      </w:pPr>
+      <w:r>
+        <w:rPr>
+          <w:rFonts w:hint="eastAsia"/>
+          <w:lang w:val="en-US" w:eastAsia="zh-CN"/>
+        </w:rPr>
+        <w:t>将任务封装为blocks加入目标线程runloop的commonMode中</w:t>
+      </w:r>
+    </w:p>
+    <w:p>
+      <w:pPr>
+        <w:numPr>
+          <w:ilvl w:val="1"/>
+          <w:numId w:val="2"/>
+        </w:numPr>
+        <w:ind w:left="840" w:leftChars="0" w:hanging="420" w:firstLineChars="0"/>
+        <w:rPr>
+          <w:rFonts w:hint="default"/>
+          <w:lang w:val="en-US" w:eastAsia="zh-CN"/>
+        </w:rPr>
+      </w:pPr>
+      <w:r>
+        <w:rPr>
+          <w:rFonts w:hint="eastAsia"/>
+          <w:lang w:val="en-US" w:eastAsia="zh-CN"/>
+        </w:rPr>
+        <w:t>同步调用CFRunloopWakeup函数，唤醒runloop，runloop在合适时机执行blocks</w:t>
+      </w:r>
+    </w:p>
+    <w:p>
+      <w:pPr>
+        <w:numPr>
+          <w:ilvl w:val="1"/>
+          <w:numId w:val="2"/>
+        </w:numPr>
+        <w:ind w:left="840" w:leftChars="0" w:hanging="420" w:firstLineChars="0"/>
+        <w:rPr>
+          <w:rFonts w:hint="default"/>
+          <w:lang w:val="en-US" w:eastAsia="zh-CN"/>
+        </w:rPr>
+      </w:pPr>
+      <w:r>
+        <w:rPr>
+          <w:rFonts w:hint="default"/>
+          <w:lang w:val="en-US" w:eastAsia="zh-CN"/>
+        </w:rPr>
+        <w:t>waituntildone</w:t>
+      </w:r>
+      <w:r>
+        <w:rPr>
+          <w:rFonts w:hint="eastAsia"/>
+          <w:lang w:val="en-US" w:eastAsia="zh-CN"/>
+        </w:rPr>
+        <w:t>是阻塞创造任务的线程</w:t>
+      </w:r>
+    </w:p>
+    <w:p>
+      <w:pPr>
+        <w:numPr>
+          <w:ilvl w:val="0"/>
+          <w:numId w:val="2"/>
+        </w:numPr>
+        <w:rPr>
+          <w:rFonts w:hint="default"/>
+          <w:lang w:val="en-US" w:eastAsia="zh-CN"/>
+        </w:rPr>
+      </w:pPr>
+      <w:r>
+        <w:rPr>
+          <w:rFonts w:hint="default"/>
+          <w:lang w:val="en-US" w:eastAsia="zh-CN"/>
+        </w:rPr>
+        <w:t>perform selector afterdelay</w:t>
+      </w:r>
+    </w:p>
+    <w:p>
+      <w:pPr>
+        <w:numPr>
+          <w:ilvl w:val="0"/>
+          <w:numId w:val="0"/>
+        </w:numPr>
+        <w:ind w:left="420" w:leftChars="0"/>
+        <w:rPr>
+          <w:rFonts w:hint="default"/>
+          <w:lang w:val="en-US" w:eastAsia="zh-CN"/>
+        </w:rPr>
+      </w:pPr>
+      <w:r>
+        <w:rPr>
+          <w:rFonts w:hint="eastAsia"/>
+          <w:lang w:val="en-US" w:eastAsia="zh-CN"/>
+        </w:rPr>
+        <w:t>是nstimer的语法糖，默认向defaultmode中添加事件</w:t>
+      </w:r>
+    </w:p>
+    <w:p>
+      <w:pPr>
+        <w:numPr>
+          <w:ilvl w:val="0"/>
+          <w:numId w:val="2"/>
+        </w:numPr>
+        <w:rPr>
+          <w:rFonts w:hint="default"/>
+          <w:lang w:val="en-US" w:eastAsia="zh-CN"/>
+        </w:rPr>
+      </w:pPr>
+      <w:r>
+        <w:rPr>
+          <w:rFonts w:hint="eastAsia"/>
+          <w:lang w:val="en-US" w:eastAsia="zh-CN"/>
+        </w:rPr>
+        <w:t>触摸事件以及其他硬件事件</w:t>
+      </w:r>
+    </w:p>
+    <w:p>
+      <w:pPr>
+        <w:numPr>
+          <w:ilvl w:val="1"/>
+          <w:numId w:val="2"/>
+        </w:numPr>
+        <w:ind w:left="840" w:leftChars="0" w:hanging="420" w:firstLineChars="0"/>
+        <w:rPr>
+          <w:rFonts w:hint="default"/>
+          <w:lang w:val="en-US" w:eastAsia="zh-CN"/>
+        </w:rPr>
+      </w:pPr>
+      <w:r>
+        <w:rPr>
+          <w:rFonts w:hint="eastAsia"/>
+          <w:lang w:val="en-US" w:eastAsia="zh-CN"/>
+        </w:rPr>
+        <w:t>触摸事件（包括键盘等）用户态框架UIKit、其他硬件（陀螺仪、加速计、耳机控制）用户态框架CoreMotion</w:t>
       </w:r>
     </w:p>
     <w:p>
       <w:pPr>
         <w:numPr>
           <w:ilvl w:val="2"/>
-          <w:numId w:val="1"/>
+          <w:numId w:val="2"/>
         </w:numPr>
         <w:ind w:left="1260" w:leftChars="0" w:hanging="420" w:firstLineChars="0"/>
         <w:rPr>
@@ -576,17 +1575,17 @@
       </w:pPr>
       <w:r>
         <w:rPr>
-          <w:rFonts w:hint="default"/>
-          <w:lang w:val="en-US" w:eastAsia="zh-CN"/>
-        </w:rPr>
-        <w:t>RunLoop 会把它加入 timers 队列，并立即调用内核接口（mk_timer_arm 或 GCD 定时源）注册触发时间；</w:t>
+          <w:rFonts w:hint="eastAsia"/>
+          <w:lang w:val="en-US" w:eastAsia="zh-CN"/>
+        </w:rPr>
+        <w:t>IOKit通过machmsg将触摸事件发给runloop，触发source1回调，该source1把事件交给UIKit/CoreMotion</w:t>
       </w:r>
     </w:p>
     <w:p>
       <w:pPr>
         <w:numPr>
           <w:ilvl w:val="2"/>
-          <w:numId w:val="1"/>
+          <w:numId w:val="2"/>
         </w:numPr>
         <w:ind w:left="1260" w:leftChars="0" w:hanging="420" w:firstLineChars="0"/>
         <w:rPr>
@@ -599,14 +1598,374 @@
           <w:rFonts w:hint="default"/>
           <w:lang w:val="en-US" w:eastAsia="zh-CN"/>
         </w:rPr>
-        <w:t>内核到点后，会通过该 mode 绑定的 timePort（Mach port） 发消息唤醒 RunLoop；</w:t>
+        <w:t>UIKit</w:t>
+      </w:r>
+      <w:r>
+        <w:rPr>
+          <w:rFonts w:hint="eastAsia"/>
+          <w:lang w:val="en-US" w:eastAsia="zh-CN"/>
+        </w:rPr>
+        <w:t>/CoreMotion把事件</w:t>
+      </w:r>
+      <w:r>
+        <w:rPr>
+          <w:rFonts w:hint="default"/>
+          <w:lang w:val="en-US" w:eastAsia="zh-CN"/>
+        </w:rPr>
+        <w:t>包装为UIEvent</w:t>
+      </w:r>
+      <w:r>
+        <w:rPr>
+          <w:rFonts w:hint="eastAsia"/>
+          <w:lang w:val="en-US" w:eastAsia="zh-CN"/>
+        </w:rPr>
+        <w:t>投递到source0，执行source0的时候，触发UIKit/CoreMotion的链条</w:t>
+      </w:r>
+    </w:p>
+    <w:p>
+      <w:pPr>
+        <w:numPr>
+          <w:ilvl w:val="0"/>
+          <w:numId w:val="2"/>
+        </w:numPr>
+        <w:ind w:left="0" w:leftChars="0" w:firstLine="0" w:firstLineChars="0"/>
+        <w:rPr>
+          <w:rFonts w:hint="default"/>
+          <w:lang w:val="en-US" w:eastAsia="zh-CN"/>
+        </w:rPr>
+      </w:pPr>
+      <w:r>
+        <w:rPr>
+          <w:rFonts w:hint="eastAsia"/>
+          <w:lang w:val="en-US" w:eastAsia="zh-CN"/>
+        </w:rPr>
+        <w:t>网络请求和runloop</w:t>
+      </w:r>
+    </w:p>
+    <w:p>
+      <w:pPr>
+        <w:numPr>
+          <w:ilvl w:val="1"/>
+          <w:numId w:val="2"/>
+        </w:numPr>
+        <w:ind w:left="840" w:leftChars="0" w:hanging="420" w:firstLineChars="0"/>
+        <w:rPr>
+          <w:rFonts w:hint="default"/>
+          <w:lang w:val="en-US" w:eastAsia="zh-CN"/>
+        </w:rPr>
+      </w:pPr>
+      <w:r>
+        <w:rPr>
+          <w:rFonts w:hint="eastAsia"/>
+          <w:lang w:val="en-US" w:eastAsia="zh-CN"/>
+        </w:rPr>
+        <w:t>网络请求的发起是在某个block、source0等中使用socket系统调用发起的，socket发起请求后会返回一个fd，CFNetwork会维护一个哈希表，以键值对的形式存储fd和请求对象；</w:t>
+      </w:r>
+    </w:p>
+    <w:p>
+      <w:pPr>
+        <w:numPr>
+          <w:ilvl w:val="1"/>
+          <w:numId w:val="2"/>
+        </w:numPr>
+        <w:ind w:left="840" w:leftChars="0" w:hanging="420" w:firstLineChars="0"/>
+        <w:rPr>
+          <w:rFonts w:hint="default"/>
+          <w:lang w:val="en-US" w:eastAsia="zh-CN"/>
+        </w:rPr>
+      </w:pPr>
+      <w:r>
+        <w:rPr>
+          <w:rFonts w:hint="default"/>
+          <w:lang w:val="en-US" w:eastAsia="zh-CN"/>
+        </w:rPr>
+        <w:t>网络请求</w:t>
+      </w:r>
+      <w:r>
+        <w:rPr>
+          <w:rFonts w:hint="eastAsia"/>
+          <w:lang w:val="en-US" w:eastAsia="zh-CN"/>
+        </w:rPr>
+        <w:t>的响应</w:t>
+      </w:r>
+      <w:r>
+        <w:rPr>
+          <w:rFonts w:hint="default"/>
+          <w:lang w:val="en-US" w:eastAsia="zh-CN"/>
+        </w:rPr>
+        <w:t>是source1转source0</w:t>
+      </w:r>
+      <w:r>
+        <w:rPr>
+          <w:rFonts w:hint="eastAsia"/>
+          <w:lang w:val="en-US" w:eastAsia="zh-CN"/>
+        </w:rPr>
+        <w:t>；</w:t>
+      </w:r>
+    </w:p>
+    <w:p>
+      <w:pPr>
+        <w:numPr>
+          <w:ilvl w:val="1"/>
+          <w:numId w:val="2"/>
+        </w:numPr>
+        <w:ind w:left="840" w:leftChars="0" w:hanging="420" w:firstLineChars="0"/>
+        <w:rPr>
+          <w:rFonts w:hint="default"/>
+          <w:lang w:val="en-US" w:eastAsia="zh-CN"/>
+        </w:rPr>
+      </w:pPr>
+      <w:r>
+        <w:rPr>
+          <w:rFonts w:hint="eastAsia"/>
+          <w:lang w:val="en-US" w:eastAsia="zh-CN"/>
+        </w:rPr>
+        <w:t>BSDSocket-&gt;machport-&gt;CFNetwork，source1的回调中，CFNetwork根据消息体中的fd标识找到请求对象，封装为source0投递给runloop处理用户回调。</w:t>
+      </w:r>
+    </w:p>
+    <w:p>
+      <w:pPr>
+        <w:numPr>
+          <w:ilvl w:val="1"/>
+          <w:numId w:val="2"/>
+        </w:numPr>
+        <w:ind w:left="840" w:leftChars="0" w:hanging="420" w:firstLineChars="0"/>
+        <w:rPr>
+          <w:rFonts w:hint="default"/>
+          <w:lang w:val="en-US" w:eastAsia="zh-CN"/>
+        </w:rPr>
+      </w:pPr>
+      <w:r>
+        <w:rPr>
+          <w:rFonts w:hint="eastAsia"/>
+          <w:lang w:val="en-US" w:eastAsia="zh-CN"/>
+        </w:rPr>
+        <w:t>如果用户回调使用GCDAsyncMainQueue包裹，则还会用到dispatchport，在mainqueue处理真正的用户回调，所以用户回调经历了两个source1和block的封装</w:t>
+      </w:r>
+    </w:p>
+    <w:p>
+      <w:pPr>
+        <w:numPr>
+          <w:ilvl w:val="0"/>
+          <w:numId w:val="0"/>
+        </w:numPr>
+        <w:ind w:left="420" w:leftChars="0"/>
+        <w:rPr>
+          <w:rFonts w:hint="default"/>
+          <w:lang w:val="en-US" w:eastAsia="zh-CN"/>
+        </w:rPr>
+      </w:pPr>
+    </w:p>
+    <w:p>
+      <w:pPr>
+        <w:numPr>
+          <w:ilvl w:val="0"/>
+          <w:numId w:val="2"/>
+        </w:numPr>
+        <w:rPr>
+          <w:rFonts w:hint="default"/>
+          <w:lang w:val="en-US" w:eastAsia="zh-CN"/>
+        </w:rPr>
+      </w:pPr>
+      <w:r>
+        <w:rPr>
+          <w:rFonts w:hint="eastAsia"/>
+          <w:lang w:val="en-US" w:eastAsia="zh-CN"/>
+        </w:rPr>
+        <w:t>什么样的blocks会被添加到runloop的block链表中，在doblocks的时候执行：</w:t>
+      </w:r>
+    </w:p>
+    <w:p>
+      <w:pPr>
+        <w:numPr>
+          <w:ilvl w:val="1"/>
+          <w:numId w:val="2"/>
+        </w:numPr>
+        <w:ind w:left="840" w:leftChars="0" w:hanging="420" w:firstLineChars="0"/>
+        <w:rPr>
+          <w:rFonts w:hint="default"/>
+          <w:lang w:val="en-US" w:eastAsia="zh-CN"/>
+        </w:rPr>
+      </w:pPr>
+      <w:r>
+        <w:rPr>
+          <w:rFonts w:hint="default"/>
+          <w:lang w:val="en-US" w:eastAsia="zh-CN"/>
+        </w:rPr>
+        <w:t>CFRunLoopPerformBlock / NSRunLoop performBlock</w:t>
+      </w:r>
+    </w:p>
+    <w:p>
+      <w:pPr>
+        <w:numPr>
+          <w:ilvl w:val="1"/>
+          <w:numId w:val="2"/>
+        </w:numPr>
+        <w:ind w:left="840" w:leftChars="0" w:hanging="420" w:firstLineChars="0"/>
+        <w:rPr>
+          <w:rFonts w:hint="default"/>
+          <w:lang w:val="en-US" w:eastAsia="zh-CN"/>
+        </w:rPr>
+      </w:pPr>
+      <w:r>
+        <w:rPr>
+          <w:rFonts w:hint="default"/>
+          <w:lang w:val="en-US" w:eastAsia="zh-CN"/>
+        </w:rPr>
+        <w:t>performSelector:onThread</w:t>
+      </w:r>
+      <w:r>
+        <w:rPr>
+          <w:rFonts w:hint="eastAsia"/>
+          <w:lang w:val="en-US" w:eastAsia="zh-CN"/>
+        </w:rPr>
+        <w:t>：</w:t>
+      </w:r>
+      <w:r>
+        <w:rPr>
+          <w:rFonts w:hint="default"/>
+          <w:lang w:val="en-US" w:eastAsia="zh-CN"/>
+        </w:rPr>
+        <w:t>内部实现会把 selector 封装成 block，投递到目标线程 RunLoop 的 block 链表。</w:t>
+      </w:r>
+    </w:p>
+    <w:p>
+      <w:pPr>
+        <w:numPr>
+          <w:ilvl w:val="0"/>
+          <w:numId w:val="2"/>
+        </w:numPr>
+        <w:rPr>
+          <w:rFonts w:hint="default"/>
+          <w:lang w:val="en-US" w:eastAsia="zh-CN"/>
+        </w:rPr>
+      </w:pPr>
+      <w:r>
+        <w:rPr>
+          <w:rFonts w:hint="eastAsia"/>
+          <w:lang w:val="en-US" w:eastAsia="zh-CN"/>
+        </w:rPr>
+        <w:t>source0和source1的区别是什么？哪些常见的事件是source0，哪些是source1？哪些source1的回</w:t>
+      </w:r>
+      <w:r>
+        <w:rPr>
+          <w:rFonts w:hint="eastAsia"/>
+          <w:lang w:val="en-US" w:eastAsia="zh-CN"/>
+        </w:rPr>
+        <w:tab/>
+      </w:r>
+      <w:r>
+        <w:rPr>
+          <w:rFonts w:hint="eastAsia"/>
+          <w:lang w:val="en-US" w:eastAsia="zh-CN"/>
+        </w:rPr>
+        <w:t>调会创建source0？</w:t>
+      </w:r>
+    </w:p>
+    <w:p>
+      <w:pPr>
+        <w:numPr>
+          <w:ilvl w:val="1"/>
+          <w:numId w:val="2"/>
+        </w:numPr>
+        <w:ind w:left="840" w:leftChars="0" w:hanging="420" w:firstLineChars="0"/>
+        <w:rPr>
+          <w:rFonts w:hint="default"/>
+          <w:lang w:val="en-US" w:eastAsia="zh-CN"/>
+        </w:rPr>
+      </w:pPr>
+      <w:r>
+        <w:rPr>
+          <w:rFonts w:hint="eastAsia"/>
+          <w:lang w:val="en-US" w:eastAsia="zh-CN"/>
+        </w:rPr>
+        <w:t>source1是内核态machmsg触发，其主要用于和内核通信；source0是用户态代码触发，主要用于固定通道的事件的分发；</w:t>
+      </w:r>
+    </w:p>
+    <w:p>
+      <w:pPr>
+        <w:numPr>
+          <w:ilvl w:val="1"/>
+          <w:numId w:val="2"/>
+        </w:numPr>
+        <w:ind w:left="840" w:leftChars="0" w:hanging="420" w:firstLineChars="0"/>
+        <w:rPr>
+          <w:rFonts w:hint="default"/>
+          <w:lang w:val="en-US" w:eastAsia="zh-CN"/>
+        </w:rPr>
+      </w:pPr>
+      <w:r>
+        <w:rPr>
+          <w:rFonts w:hint="eastAsia"/>
+          <w:lang w:val="en-US" w:eastAsia="zh-CN"/>
+        </w:rPr>
+        <w:t>常见的source0事件，硬件事件（触摸、加速、陀螺仪、蓝牙、耳机、屏幕刷新、网络）source1转source0</w:t>
+      </w:r>
+    </w:p>
+    <w:p>
+      <w:pPr>
+        <w:numPr>
+          <w:ilvl w:val="1"/>
+          <w:numId w:val="2"/>
+        </w:numPr>
+        <w:ind w:left="840" w:leftChars="0" w:hanging="420" w:firstLineChars="0"/>
+        <w:rPr>
+          <w:rFonts w:hint="default"/>
+          <w:lang w:val="en-US" w:eastAsia="zh-CN"/>
+        </w:rPr>
+      </w:pPr>
+      <w:r>
+        <w:rPr>
+          <w:rFonts w:hint="eastAsia"/>
+          <w:lang w:val="en-US" w:eastAsia="zh-CN"/>
+        </w:rPr>
+        <w:t>常见的source1有wakeupport，dispatchport，timerport，硬件事件（触摸、加速、陀螺仪、蓝牙、耳机、屏幕刷新、网络）等</w:t>
+      </w:r>
+    </w:p>
+    <w:p>
+      <w:pPr>
+        <w:numPr>
+          <w:ilvl w:val="0"/>
+          <w:numId w:val="2"/>
+        </w:numPr>
+        <w:rPr>
+          <w:rFonts w:hint="default"/>
+          <w:lang w:val="en-US" w:eastAsia="zh-CN"/>
+        </w:rPr>
+      </w:pPr>
+      <w:r>
+        <w:rPr>
+          <w:rFonts w:hint="eastAsia"/>
+          <w:lang w:val="en-US" w:eastAsia="zh-CN"/>
+        </w:rPr>
+        <w:t>主线程的runloop，系统都提前注册好了哪些observers？</w:t>
+      </w:r>
+    </w:p>
+    <w:p>
+      <w:pPr>
+        <w:numPr>
+          <w:ilvl w:val="1"/>
+          <w:numId w:val="2"/>
+        </w:numPr>
+        <w:ind w:left="840" w:leftChars="0" w:hanging="420" w:firstLineChars="0"/>
+        <w:rPr>
+          <w:rFonts w:hint="default"/>
+          <w:lang w:val="en-US" w:eastAsia="zh-CN"/>
+        </w:rPr>
+      </w:pPr>
+      <w:r>
+        <w:rPr>
+          <w:rFonts w:hint="default"/>
+          <w:lang w:val="en-US" w:eastAsia="zh-CN"/>
+        </w:rPr>
+        <w:t>AutoreleasePool 管理</w:t>
       </w:r>
     </w:p>
     <w:p>
       <w:pPr>
         <w:numPr>
           <w:ilvl w:val="2"/>
-          <w:numId w:val="1"/>
+          <w:numId w:val="2"/>
         </w:numPr>
         <w:ind w:left="1260" w:leftChars="0" w:hanging="420" w:firstLineChars="0"/>
         <w:rPr>
@@ -619,7 +1978,323 @@
           <w:rFonts w:hint="default"/>
           <w:lang w:val="en-US" w:eastAsia="zh-CN"/>
         </w:rPr>
-        <w:t>RunLoop 被唤醒后，在循环中检查并执行到期的定时器回调；如果是重复定时器，还会重新注册下一次触发时间。</w:t>
+        <w:t>entry时autoreleasePoolPush，beforewaiting时autoreleasePoolPop，afterwaiting时autoreleasePoolPush，exit时autoreleasePoolPop</w:t>
+      </w:r>
+    </w:p>
+    <w:p>
+      <w:pPr>
+        <w:numPr>
+          <w:ilvl w:val="1"/>
+          <w:numId w:val="2"/>
+        </w:numPr>
+        <w:ind w:left="840" w:leftChars="0" w:hanging="420" w:firstLineChars="0"/>
+        <w:rPr>
+          <w:rFonts w:hint="default"/>
+          <w:lang w:val="en-US" w:eastAsia="zh-CN"/>
+        </w:rPr>
+      </w:pPr>
+      <w:r>
+        <w:rPr>
+          <w:rFonts w:hint="default"/>
+          <w:lang w:val="en-US" w:eastAsia="zh-CN"/>
+        </w:rPr>
+        <w:t>UIKit 绘制/布局相关</w:t>
+      </w:r>
+    </w:p>
+    <w:p>
+      <w:pPr>
+        <w:numPr>
+          <w:ilvl w:val="2"/>
+          <w:numId w:val="2"/>
+        </w:numPr>
+        <w:ind w:left="1260" w:leftChars="0" w:hanging="420" w:firstLineChars="0"/>
+        <w:rPr>
+          <w:rFonts w:hint="default"/>
+          <w:lang w:val="en-US" w:eastAsia="zh-CN"/>
+        </w:rPr>
+      </w:pPr>
+      <w:r>
+        <w:rPr>
+          <w:rFonts w:hint="default"/>
+          <w:lang w:val="en-US" w:eastAsia="zh-CN"/>
+        </w:rPr>
+        <w:t>BeforeWaiting</w:t>
+      </w:r>
+      <w:r>
+        <w:rPr>
+          <w:rFonts w:hint="eastAsia"/>
+          <w:lang w:val="en-US" w:eastAsia="zh-CN"/>
+        </w:rPr>
+        <w:t>，具体做了什么：</w:t>
+      </w:r>
+    </w:p>
+    <w:p>
+      <w:pPr>
+        <w:numPr>
+          <w:ilvl w:val="3"/>
+          <w:numId w:val="2"/>
+        </w:numPr>
+        <w:ind w:left="1680" w:leftChars="0" w:hanging="420" w:firstLineChars="0"/>
+        <w:rPr>
+          <w:rFonts w:hint="default"/>
+          <w:lang w:val="en-US" w:eastAsia="zh-CN"/>
+        </w:rPr>
+      </w:pPr>
+      <w:r>
+        <w:rPr>
+          <w:rFonts w:hint="default"/>
+          <w:lang w:val="en-US" w:eastAsia="zh-CN"/>
+        </w:rPr>
+        <w:t>更新约束：收集“需要更新约束”的视图，调用 updateConstraintsIfNeeded，驱动 Auto Layout 约束求解。</w:t>
+      </w:r>
+    </w:p>
+    <w:p>
+      <w:pPr>
+        <w:numPr>
+          <w:ilvl w:val="3"/>
+          <w:numId w:val="2"/>
+        </w:numPr>
+        <w:ind w:left="1680" w:leftChars="0" w:hanging="420" w:firstLineChars="0"/>
+        <w:rPr>
+          <w:rFonts w:hint="default"/>
+          <w:lang w:val="en-US" w:eastAsia="zh-CN"/>
+        </w:rPr>
+      </w:pPr>
+      <w:r>
+        <w:rPr>
+          <w:rFonts w:hint="default"/>
+          <w:lang w:val="en-US" w:eastAsia="zh-CN"/>
+        </w:rPr>
+        <w:t>布局：对“需要布局”的视图调用 layoutIfNeeded，自顶向下递归 layoutSubviews，计算 frame。</w:t>
+      </w:r>
+    </w:p>
+    <w:p>
+      <w:pPr>
+        <w:numPr>
+          <w:ilvl w:val="3"/>
+          <w:numId w:val="2"/>
+        </w:numPr>
+        <w:ind w:left="1680" w:leftChars="0" w:hanging="420" w:firstLineChars="0"/>
+        <w:rPr>
+          <w:rFonts w:hint="default"/>
+          <w:lang w:val="en-US" w:eastAsia="zh-CN"/>
+        </w:rPr>
+      </w:pPr>
+      <w:r>
+        <w:rPr>
+          <w:rFonts w:hint="default"/>
+          <w:lang w:val="en-US" w:eastAsia="zh-CN"/>
+        </w:rPr>
+        <w:t>显示（绘制）：对“需要显示”的视图/层调用 displayIfNeeded（setNeedsDisplay 标记），最终可能触发 drawRect: 或 CALayerDelegate 的 displayLayer:。</w:t>
+      </w:r>
+    </w:p>
+    <w:p>
+      <w:pPr>
+        <w:numPr>
+          <w:ilvl w:val="1"/>
+          <w:numId w:val="2"/>
+        </w:numPr>
+        <w:ind w:left="840" w:leftChars="0" w:hanging="420" w:firstLineChars="0"/>
+        <w:rPr>
+          <w:rFonts w:hint="default"/>
+          <w:lang w:val="en-US" w:eastAsia="zh-CN"/>
+        </w:rPr>
+      </w:pPr>
+      <w:r>
+        <w:rPr>
+          <w:rFonts w:hint="default"/>
+          <w:lang w:val="en-US" w:eastAsia="zh-CN"/>
+        </w:rPr>
+        <w:t>CA (Core Animation) 渲染</w:t>
+      </w:r>
+    </w:p>
+    <w:p>
+      <w:pPr>
+        <w:numPr>
+          <w:ilvl w:val="2"/>
+          <w:numId w:val="2"/>
+        </w:numPr>
+        <w:ind w:left="1260" w:leftChars="0" w:hanging="420" w:firstLineChars="0"/>
+        <w:rPr>
+          <w:rFonts w:hint="default"/>
+          <w:lang w:val="en-US" w:eastAsia="zh-CN"/>
+        </w:rPr>
+      </w:pPr>
+      <w:r>
+        <w:rPr>
+          <w:rFonts w:hint="default"/>
+          <w:lang w:val="en-US" w:eastAsia="zh-CN"/>
+        </w:rPr>
+        <w:t>BeforeWaiting</w:t>
+      </w:r>
+      <w:r>
+        <w:rPr>
+          <w:rFonts w:hint="eastAsia"/>
+          <w:lang w:val="en-US" w:eastAsia="zh-CN"/>
+        </w:rPr>
+        <w:t>和Exit，具体做了什么</w:t>
+      </w:r>
+    </w:p>
+    <w:p>
+      <w:pPr>
+        <w:numPr>
+          <w:ilvl w:val="3"/>
+          <w:numId w:val="2"/>
+        </w:numPr>
+        <w:ind w:left="1680" w:leftChars="0" w:hanging="420" w:firstLineChars="0"/>
+        <w:rPr>
+          <w:rFonts w:hint="default"/>
+          <w:lang w:val="en-US" w:eastAsia="zh-CN"/>
+        </w:rPr>
+      </w:pPr>
+      <w:r>
+        <w:rPr>
+          <w:rFonts w:hint="default"/>
+          <w:lang w:val="en-US" w:eastAsia="zh-CN"/>
+        </w:rPr>
+        <w:t>收尾/合并隐式动画与属性变更：把对 CALayer 的修改与隐式动画一起装入当前 CATransaction。</w:t>
+      </w:r>
+    </w:p>
+    <w:p>
+      <w:pPr>
+        <w:numPr>
+          <w:ilvl w:val="3"/>
+          <w:numId w:val="2"/>
+        </w:numPr>
+        <w:ind w:left="1680" w:leftChars="0" w:hanging="420" w:firstLineChars="0"/>
+        <w:rPr>
+          <w:rFonts w:hint="default"/>
+          <w:lang w:val="en-US" w:eastAsia="zh-CN"/>
+        </w:rPr>
+      </w:pPr>
+      <w:r>
+        <w:rPr>
+          <w:rFonts w:hint="default"/>
+          <w:lang w:val="en-US" w:eastAsia="zh-CN"/>
+        </w:rPr>
+        <w:t>计算动画起止值，生成动画时间线（需要的话）。</w:t>
+      </w:r>
+    </w:p>
+    <w:p>
+      <w:pPr>
+        <w:numPr>
+          <w:ilvl w:val="3"/>
+          <w:numId w:val="2"/>
+        </w:numPr>
+        <w:ind w:left="1680" w:leftChars="0" w:hanging="420" w:firstLineChars="0"/>
+        <w:rPr>
+          <w:rFonts w:hint="default"/>
+          <w:lang w:val="en-US" w:eastAsia="zh-CN"/>
+        </w:rPr>
+      </w:pPr>
+      <w:r>
+        <w:rPr>
+          <w:rFonts w:hint="default"/>
+          <w:lang w:val="en-US" w:eastAsia="zh-CN"/>
+        </w:rPr>
+        <w:t>提交事务：CA::Transaction::commit() 将 Layer 树的更新以及动画指令 编码并通过 IPC 发送给系统的渲染服务（iOS 上是 CoreAnimation/BackBoard 的合成器）。</w:t>
+      </w:r>
+    </w:p>
+    <w:p>
+      <w:pPr>
+        <w:numPr>
+          <w:ilvl w:val="3"/>
+          <w:numId w:val="2"/>
+        </w:numPr>
+        <w:ind w:left="1680" w:leftChars="0" w:hanging="420" w:firstLineChars="0"/>
+        <w:rPr>
+          <w:rFonts w:hint="default"/>
+          <w:lang w:val="en-US" w:eastAsia="zh-CN"/>
+        </w:rPr>
+      </w:pPr>
+      <w:r>
+        <w:rPr>
+          <w:rFonts w:hint="eastAsia"/>
+          <w:lang w:val="en-US" w:eastAsia="zh-CN"/>
+        </w:rPr>
+        <w:t>需要注意的是Core Animation和renderserver的通信是单向的，viewdidappear的调用，是Core Animation根据动画截止时间进行的内部操作。</w:t>
+      </w:r>
+      <w:bookmarkStart w:id="0" w:name="_GoBack"/>
+      <w:bookmarkEnd w:id="0"/>
+    </w:p>
+    <w:p>
+      <w:pPr>
+        <w:numPr>
+          <w:ilvl w:val="3"/>
+          <w:numId w:val="2"/>
+        </w:numPr>
+        <w:ind w:left="1680" w:leftChars="0" w:hanging="420" w:firstLineChars="0"/>
+        <w:rPr>
+          <w:rFonts w:hint="default"/>
+          <w:lang w:val="en-US" w:eastAsia="zh-CN"/>
+        </w:rPr>
+      </w:pPr>
+      <w:r>
+        <w:rPr>
+          <w:rFonts w:hint="default"/>
+          <w:lang w:val="en-US" w:eastAsia="zh-CN"/>
+        </w:rPr>
+        <w:t>与 VSync 协同：</w:t>
+      </w:r>
+    </w:p>
+    <w:p>
+      <w:pPr>
+        <w:numPr>
+          <w:ilvl w:val="4"/>
+          <w:numId w:val="2"/>
+        </w:numPr>
+        <w:ind w:left="2100" w:leftChars="0" w:hanging="420" w:firstLineChars="0"/>
+        <w:rPr>
+          <w:rFonts w:hint="default"/>
+          <w:lang w:val="en-US" w:eastAsia="zh-CN"/>
+        </w:rPr>
+      </w:pPr>
+      <w:r>
+        <w:rPr>
+          <w:rFonts w:hint="default"/>
+          <w:lang w:val="en-US" w:eastAsia="zh-CN"/>
+        </w:rPr>
+        <w:t>CADisplayLink 是通过 Source1（VSync 的 mach port） 驱动的；</w:t>
+      </w:r>
+    </w:p>
+    <w:p>
+      <w:pPr>
+        <w:numPr>
+          <w:ilvl w:val="4"/>
+          <w:numId w:val="2"/>
+        </w:numPr>
+        <w:ind w:left="2100" w:leftChars="0" w:hanging="420" w:firstLineChars="0"/>
+        <w:rPr>
+          <w:rFonts w:hint="default"/>
+          <w:lang w:val="en-US" w:eastAsia="zh-CN"/>
+        </w:rPr>
+      </w:pPr>
+      <w:r>
+        <w:rPr>
+          <w:rFonts w:hint="default"/>
+          <w:lang w:val="en-US" w:eastAsia="zh-CN"/>
+        </w:rPr>
+        <w:t>在一帧到来前，CA 会确保把这帧需要的事务提交好，以便渲染服务按时合成；</w:t>
+      </w:r>
+    </w:p>
+    <w:p>
+      <w:pPr>
+        <w:numPr>
+          <w:ilvl w:val="4"/>
+          <w:numId w:val="2"/>
+        </w:numPr>
+        <w:ind w:left="2100" w:leftChars="0" w:hanging="420" w:firstLineChars="0"/>
+        <w:rPr>
+          <w:rFonts w:hint="default"/>
+          <w:lang w:val="en-US" w:eastAsia="zh-CN"/>
+        </w:rPr>
+      </w:pPr>
+      <w:r>
+        <w:rPr>
+          <w:rFonts w:hint="default"/>
+          <w:lang w:val="en-US" w:eastAsia="zh-CN"/>
+        </w:rPr>
+        <w:t>若你本轮没有显式触发 display link，CA 的 BeforeWaiting 提交也能保证“改动不会滞后到下一轮”。</w:t>
       </w:r>
     </w:p>
     <w:p>
@@ -628,18 +2303,77 @@
           <w:ilvl w:val="0"/>
           <w:numId w:val="0"/>
         </w:numPr>
-        <w:ind w:left="840" w:leftChars="0"/>
-        <w:rPr>
-          <w:rFonts w:hint="eastAsia"/>
-          <w:lang w:val="en-US" w:eastAsia="zh-CN"/>
-        </w:rPr>
-      </w:pPr>
-      <w:r>
-        <w:rPr>
-          <w:rFonts w:hint="eastAsia"/>
-          <w:lang w:val="en-US" w:eastAsia="zh-CN"/>
-        </w:rPr>
-        <w:t>因此，这就解释了两点：</w:t>
+        <w:ind w:left="420" w:leftChars="0"/>
+        <w:rPr>
+          <w:rFonts w:hint="default"/>
+          <w:lang w:val="en-US" w:eastAsia="zh-CN"/>
+        </w:rPr>
+      </w:pPr>
+    </w:p>
+    <w:p>
+      <w:pPr>
+        <w:numPr>
+          <w:ilvl w:val="0"/>
+          <w:numId w:val="2"/>
+        </w:numPr>
+        <w:rPr>
+          <w:rFonts w:hint="default"/>
+          <w:lang w:val="en-US" w:eastAsia="zh-CN"/>
+        </w:rPr>
+      </w:pPr>
+      <w:r>
+        <w:rPr>
+          <w:rFonts w:hint="eastAsia"/>
+          <w:lang w:val="en-US" w:eastAsia="zh-CN"/>
+        </w:rPr>
+        <w:t>线程间通信，包括performselector onthread和GCD，线程间通信，是如何唤醒主线程runloop的？</w:t>
+      </w:r>
+    </w:p>
+    <w:p>
+      <w:pPr>
+        <w:numPr>
+          <w:ilvl w:val="1"/>
+          <w:numId w:val="2"/>
+        </w:numPr>
+        <w:ind w:left="840" w:leftChars="0" w:hanging="420" w:firstLineChars="0"/>
+        <w:rPr>
+          <w:rFonts w:hint="default"/>
+          <w:lang w:val="en-US" w:eastAsia="zh-CN"/>
+        </w:rPr>
+      </w:pPr>
+      <w:r>
+        <w:rPr>
+          <w:rFonts w:hint="default"/>
+          <w:lang w:val="en-US" w:eastAsia="zh-CN"/>
+        </w:rPr>
+        <w:t>performselector onthread</w:t>
+      </w:r>
+      <w:r>
+        <w:rPr>
+          <w:rFonts w:hint="eastAsia"/>
+          <w:lang w:val="en-US" w:eastAsia="zh-CN"/>
+        </w:rPr>
+        <w:t>是通过wakeupPort+block的形式</w:t>
+      </w:r>
+    </w:p>
+    <w:p>
+      <w:pPr>
+        <w:numPr>
+          <w:ilvl w:val="1"/>
+          <w:numId w:val="2"/>
+        </w:numPr>
+        <w:ind w:left="840" w:leftChars="0" w:hanging="420" w:firstLineChars="0"/>
+        <w:rPr>
+          <w:rFonts w:hint="default"/>
+          <w:lang w:val="en-US" w:eastAsia="zh-CN"/>
+        </w:rPr>
+      </w:pPr>
+      <w:r>
+        <w:rPr>
+          <w:rFonts w:hint="eastAsia"/>
+          <w:lang w:val="en-US" w:eastAsia="zh-CN"/>
+        </w:rPr>
+        <w:t>GCD是dispatchport source1的形式</w:t>
       </w:r>
     </w:p>
     <w:p>
@@ -648,19 +2382,11 @@
           <w:ilvl w:val="0"/>
           <w:numId w:val="0"/>
         </w:numPr>
-        <w:ind w:left="840" w:leftChars="0"/>
-        <w:rPr>
-          <w:rFonts w:hint="default"/>
-          <w:lang w:val="en-US" w:eastAsia="zh-CN"/>
-        </w:rPr>
-      </w:pPr>
-      <w:r>
-        <w:rPr>
-          <w:rFonts w:hint="default"/>
-          <w:lang w:val="en-US" w:eastAsia="zh-CN"/>
-        </w:rPr>
-        <w:t>NSTimer 不精确，因为虽然内核消息是准时的，但 RunLoop 可能正在处理别的任务，导致回调被延迟执行。</w:t>
-      </w:r>
+        <w:rPr>
+          <w:rFonts w:hint="default"/>
+          <w:lang w:val="en-US" w:eastAsia="zh-CN"/>
+        </w:rPr>
+      </w:pPr>
     </w:p>
     <w:p>
       <w:pPr>
@@ -668,883 +2394,154 @@
           <w:ilvl w:val="0"/>
           <w:numId w:val="0"/>
         </w:numPr>
-        <w:ind w:left="840" w:leftChars="0"/>
-        <w:rPr>
-          <w:rFonts w:hint="default"/>
-          <w:lang w:val="en-US" w:eastAsia="zh-CN"/>
-        </w:rPr>
-      </w:pPr>
-      <w:r>
-        <w:rPr>
-          <w:rFonts w:hint="default"/>
-          <w:lang w:val="en-US" w:eastAsia="zh-CN"/>
-        </w:rPr>
-        <w:t>如果 NSTimer 只加到 defaultMode，那么在 UIScrollView 滚动时RunLoop 切到 UITrackingRunLoopMode，这个 mode 没有监听定时器</w:t>
-      </w:r>
-      <w:r>
-        <w:rPr>
-          <w:rFonts w:hint="eastAsia"/>
-          <w:lang w:val="en-US" w:eastAsia="zh-CN"/>
-        </w:rPr>
-        <w:t>所注册</w:t>
-      </w:r>
-      <w:r>
-        <w:rPr>
-          <w:rFonts w:hint="default"/>
-          <w:lang w:val="en-US" w:eastAsia="zh-CN"/>
-        </w:rPr>
-        <w:t>的 timePort，消息就不会被处理，所以定时器表现为“失效”。</w:t>
-      </w:r>
-    </w:p>
-    <w:p>
-      <w:pPr>
-        <w:numPr>
-          <w:ilvl w:val="1"/>
-          <w:numId w:val="1"/>
-        </w:numPr>
-        <w:ind w:left="840" w:leftChars="0" w:hanging="420" w:firstLineChars="0"/>
-        <w:rPr>
-          <w:rFonts w:hint="default"/>
-          <w:lang w:val="en-US" w:eastAsia="zh-CN"/>
-        </w:rPr>
-      </w:pPr>
-      <w:r>
-        <w:rPr>
-          <w:rFonts w:hint="eastAsia"/>
-          <w:lang w:val="en-US" w:eastAsia="zh-CN"/>
-        </w:rPr>
-        <w:t>比如用户点击事件和UI布局、渲染</w:t>
-      </w:r>
-    </w:p>
-    <w:p>
-      <w:pPr>
+        <w:rPr>
+          <w:rFonts w:hint="eastAsia"/>
+          <w:lang w:val="en-US" w:eastAsia="zh-CN"/>
+        </w:rPr>
+      </w:pPr>
+      <w:r>
+        <w:rPr>
+          <w:rFonts w:hint="eastAsia"/>
+          <w:lang w:val="en-US" w:eastAsia="zh-CN"/>
+        </w:rPr>
+        <w:t>程序员常见的自定义的runloop的应用场景有哪些？</w:t>
+      </w:r>
+    </w:p>
+    <w:p>
+      <w:pPr>
+        <w:numPr>
+          <w:ilvl w:val="0"/>
+          <w:numId w:val="4"/>
+        </w:numPr>
+        <w:rPr>
+          <w:rFonts w:hint="eastAsia"/>
+          <w:lang w:val="en-US" w:eastAsia="zh-CN"/>
+        </w:rPr>
+      </w:pPr>
+      <w:r>
+        <w:rPr>
+          <w:rFonts w:hint="eastAsia"/>
+          <w:lang w:val="en-US" w:eastAsia="zh-CN"/>
+        </w:rPr>
+        <w:t>监测屏幕卡顿</w:t>
+      </w:r>
+    </w:p>
+    <w:p>
+      <w:pPr>
+        <w:numPr>
+          <w:ilvl w:val="0"/>
+          <w:numId w:val="4"/>
+        </w:numPr>
+        <w:rPr>
+          <w:rFonts w:hint="default"/>
+          <w:lang w:val="en-US" w:eastAsia="zh-CN"/>
+        </w:rPr>
+      </w:pPr>
+      <w:r>
+        <w:rPr>
+          <w:rFonts w:hint="eastAsia"/>
+          <w:lang w:val="en-US" w:eastAsia="zh-CN"/>
+        </w:rPr>
+        <w:t>子线程保活，为什么runloop启动后，必须加入事件，否则就会退出？</w:t>
+      </w:r>
+    </w:p>
+    <w:p>
+      <w:pPr>
+        <w:widowControl w:val="0"/>
         <w:numPr>
           <w:ilvl w:val="0"/>
           <w:numId w:val="0"/>
         </w:numPr>
-        <w:ind w:left="840" w:leftChars="0"/>
-        <w:rPr>
-          <w:rFonts w:hint="default"/>
-          <w:lang w:val="en-US" w:eastAsia="zh-CN"/>
-        </w:rPr>
-      </w:pPr>
-      <w:r>
-        <w:rPr>
-          <w:rFonts w:hint="eastAsia"/>
-          <w:lang w:val="en-US" w:eastAsia="zh-CN"/>
-        </w:rPr>
-        <w:t>用户点击屏幕，IOKit会通过machport给前台APP主线程runloop发消息，runloop被source1唤醒，将触摸事件包装为 source0，当runloop运行到dosource0的时候，交给 UIKit 处理，UIKit 利用响应链找到可以响应的视图，然后调用相应的回调函数，假设回调函数内部执行的是 navigationpushcontroller，接下来同步执行controller 及其管理的视图对象的初始化，然后将这些视图的布局、渲染和push 新页面的动画，由 coreanimation包装为事务，通过监听beforewaiting的observer，发送给renderserver 执行。至此，此轮 runloop 结束，等到 renderserver 的渲染任务完成，会主动唤醒 runloop，触发回调，调用 newcontroller 的viewdidappear 函数。</w:t>
-      </w:r>
-    </w:p>
-    <w:p>
-      <w:pPr>
-        <w:rPr>
-          <w:rFonts w:hint="default"/>
-          <w:lang w:val="en-US" w:eastAsia="zh-CN"/>
-        </w:rPr>
-      </w:pPr>
-      <w:r>
-        <w:rPr>
-          <w:rFonts w:hint="eastAsia"/>
-          <w:lang w:val="en-US" w:eastAsia="zh-CN"/>
-        </w:rPr>
-        <w:t>2.程序员还可以利用runloop持续监测UI是否卡顿，以此作为卡顿优化的指标。</w:t>
-      </w:r>
-    </w:p>
-    <w:p>
-      <w:pPr>
-        <w:rPr>
-          <w:rFonts w:hint="eastAsia"/>
-          <w:lang w:val="en-US" w:eastAsia="zh-CN"/>
-        </w:rPr>
-      </w:pPr>
-      <w:r>
-        <w:rPr>
-          <w:rFonts w:hint="eastAsia"/>
-          <w:lang w:val="en-US" w:eastAsia="zh-CN"/>
-        </w:rPr>
-        <w:t>3.同时，如果程序员想让子线程常驻且持续处理自定义任务，也需要利用runloop。</w:t>
-      </w:r>
-    </w:p>
-    <w:p>
-      <w:pPr>
-        <w:rPr>
-          <w:rFonts w:hint="eastAsia"/>
-          <w:lang w:val="en-US" w:eastAsia="zh-CN"/>
-        </w:rPr>
-      </w:pPr>
-    </w:p>
-    <w:p>
-      <w:pPr>
-        <w:rPr>
-          <w:rFonts w:hint="eastAsia"/>
-          <w:lang w:val="en-US" w:eastAsia="zh-CN"/>
-        </w:rPr>
-      </w:pPr>
-    </w:p>
-    <w:p>
-      <w:pPr>
-        <w:rPr>
-          <w:rFonts w:hint="eastAsia"/>
-          <w:lang w:val="en-US" w:eastAsia="zh-CN"/>
-        </w:rPr>
-      </w:pPr>
-      <w:r>
-        <w:rPr>
-          <w:rFonts w:hint="eastAsia"/>
-          <w:lang w:val="en-US" w:eastAsia="zh-CN"/>
-        </w:rPr>
-        <w:t>总结 + 提炼价值：</w:t>
-      </w:r>
-    </w:p>
-    <w:p>
-      <w:pPr>
-        <w:rPr>
-          <w:rFonts w:hint="eastAsia"/>
-          <w:lang w:val="en-US" w:eastAsia="zh-CN"/>
-        </w:rPr>
-      </w:pPr>
-      <w:r>
-        <w:rPr>
-          <w:rFonts w:hint="eastAsia"/>
-          <w:lang w:val="en-US" w:eastAsia="zh-CN"/>
-        </w:rPr>
-        <w:t>RunLoop 不仅是 iOS 事件驱动的核心，也是一把钥匙。理解它能解释各种‘奇怪现象’（Timer 停止、GCD 延迟、UI 卡顿），同时也能指导我们做一些工程化实践（卡顿监控、子线程保活、任务调度）。所以这是一个把系统理解和工程实践打通的知识点。</w:t>
-      </w:r>
-    </w:p>
-    <w:p>
-      <w:pPr>
-        <w:rPr>
-          <w:rFonts w:hint="eastAsia"/>
-          <w:lang w:val="en-US" w:eastAsia="zh-CN"/>
-        </w:rPr>
-      </w:pPr>
-    </w:p>
-    <w:p>
-      <w:pPr>
-        <w:rPr>
-          <w:rFonts w:hint="eastAsia"/>
-          <w:lang w:val="en-US" w:eastAsia="zh-CN"/>
-        </w:rPr>
-      </w:pPr>
-    </w:p>
-    <w:p>
-      <w:pPr>
-        <w:rPr>
-          <w:rFonts w:hint="eastAsia"/>
-          <w:lang w:val="en-US" w:eastAsia="zh-CN"/>
-        </w:rPr>
-      </w:pPr>
-    </w:p>
-    <w:p>
-      <w:pPr>
-        <w:rPr>
-          <w:rFonts w:hint="eastAsia"/>
-          <w:lang w:val="en-US" w:eastAsia="zh-CN"/>
-        </w:rPr>
-      </w:pPr>
-    </w:p>
-    <w:p>
-      <w:pPr>
-        <w:rPr>
-          <w:rFonts w:hint="default"/>
-          <w:lang w:val="en-US" w:eastAsia="zh-CN"/>
-        </w:rPr>
-      </w:pPr>
-      <w:r>
-        <w:rPr>
-          <w:rFonts w:hint="eastAsia"/>
-          <w:lang w:val="en-US" w:eastAsia="zh-CN"/>
-        </w:rPr>
-        <w:t>程序员常见的iOS系统的runloop的应用场景有哪些？这些场景都需要理解其原理</w:t>
-      </w:r>
-    </w:p>
-    <w:p>
-      <w:pPr>
-        <w:numPr>
-          <w:ilvl w:val="0"/>
-          <w:numId w:val="2"/>
-        </w:numPr>
-        <w:rPr>
-          <w:rFonts w:hint="eastAsia"/>
-          <w:lang w:val="en-US" w:eastAsia="zh-CN"/>
-        </w:rPr>
-      </w:pPr>
-      <w:r>
-        <w:rPr>
-          <w:rFonts w:hint="eastAsia"/>
-          <w:lang w:val="en-US" w:eastAsia="zh-CN"/>
-        </w:rPr>
-        <w:t>GCD，使用GCDasync给主队列添加任务时，都发生了什么？为什么在主线程添加的任务会延迟执行？</w:t>
-      </w:r>
-    </w:p>
-    <w:p>
-      <w:pPr>
+        <w:tabs>
+          <w:tab w:val="left" w:pos="312"/>
+        </w:tabs>
+        <w:jc w:val="both"/>
+        <w:rPr>
+          <w:rFonts w:hint="eastAsia"/>
+          <w:lang w:val="en-US" w:eastAsia="zh-CN"/>
+        </w:rPr>
+      </w:pPr>
+    </w:p>
+    <w:p>
+      <w:pPr>
+        <w:widowControl w:val="0"/>
         <w:numPr>
           <w:ilvl w:val="0"/>
           <w:numId w:val="0"/>
         </w:numPr>
-        <w:ind w:left="420" w:leftChars="0"/>
-        <w:rPr>
-          <w:rFonts w:hint="default"/>
-          <w:lang w:val="en-US" w:eastAsia="zh-CN"/>
-        </w:rPr>
-      </w:pPr>
-      <w:r>
-        <w:rPr>
-          <w:rFonts w:hint="eastAsia"/>
-          <w:lang w:val="en-US" w:eastAsia="zh-CN"/>
-        </w:rPr>
-        <w:t>GCD异步给主队列添加任务：</w:t>
-      </w:r>
-    </w:p>
-    <w:p>
-      <w:pPr>
-        <w:numPr>
-          <w:ilvl w:val="0"/>
-          <w:numId w:val="3"/>
-        </w:numPr>
-        <w:ind w:left="420" w:leftChars="0"/>
-        <w:rPr>
-          <w:rFonts w:hint="eastAsia"/>
-          <w:lang w:val="en-US" w:eastAsia="zh-CN"/>
-        </w:rPr>
-      </w:pPr>
-      <w:r>
-        <w:rPr>
-          <w:rFonts w:hint="eastAsia"/>
-          <w:lang w:val="en-US" w:eastAsia="zh-CN"/>
-        </w:rPr>
-        <w:t>将任务block放入libdispatch维护的mainqueue；</w:t>
-      </w:r>
-    </w:p>
-    <w:p>
-      <w:pPr>
-        <w:numPr>
-          <w:ilvl w:val="0"/>
-          <w:numId w:val="3"/>
-        </w:numPr>
-        <w:ind w:left="420" w:leftChars="0"/>
-        <w:rPr>
-          <w:rFonts w:hint="default"/>
-          <w:lang w:val="en-US" w:eastAsia="zh-CN"/>
-        </w:rPr>
-      </w:pPr>
-      <w:r>
-        <w:rPr>
-          <w:rFonts w:hint="eastAsia"/>
-          <w:lang w:val="en-US" w:eastAsia="zh-CN"/>
-        </w:rPr>
-        <w:t>libdispatch通过machport给主线程的runloop发送source1消息；</w:t>
-      </w:r>
-    </w:p>
-    <w:p>
-      <w:pPr>
-        <w:numPr>
-          <w:ilvl w:val="0"/>
-          <w:numId w:val="3"/>
-        </w:numPr>
-        <w:ind w:left="420" w:leftChars="0"/>
-        <w:rPr>
-          <w:rFonts w:hint="default"/>
-          <w:lang w:val="en-US" w:eastAsia="zh-CN"/>
-        </w:rPr>
-      </w:pPr>
-      <w:r>
-        <w:rPr>
-          <w:rFonts w:hint="eastAsia"/>
-          <w:lang w:val="en-US" w:eastAsia="zh-CN"/>
-        </w:rPr>
-        <w:t>主线程的runloop收到source1消息后，执行回调函数__CFRUNLOOP_IS_SERVICING_THE_MAIN_DISPATCH_QUEUE__，该回调函数会执行mainqueue中的block任务；</w:t>
-      </w:r>
-    </w:p>
-    <w:p>
-      <w:pPr>
+        <w:tabs>
+          <w:tab w:val="left" w:pos="312"/>
+        </w:tabs>
+        <w:jc w:val="both"/>
+        <w:rPr>
+          <w:rFonts w:hint="eastAsia"/>
+          <w:lang w:val="en-US" w:eastAsia="zh-CN"/>
+        </w:rPr>
+      </w:pPr>
+    </w:p>
+    <w:p>
+      <w:pPr>
+        <w:widowControl w:val="0"/>
         <w:numPr>
           <w:ilvl w:val="0"/>
           <w:numId w:val="0"/>
         </w:numPr>
-        <w:ind w:firstLine="420" w:firstLineChars="0"/>
-        <w:rPr>
-          <w:rFonts w:hint="eastAsia"/>
-          <w:lang w:val="en-US" w:eastAsia="zh-CN"/>
-        </w:rPr>
-      </w:pPr>
-      <w:r>
-        <w:rPr>
-          <w:rFonts w:hint="eastAsia"/>
-          <w:lang w:val="en-US" w:eastAsia="zh-CN"/>
-        </w:rPr>
-        <w:t>为什么在主线程使用GCDasync添加的任务，会延迟执行？</w:t>
-      </w:r>
-    </w:p>
-    <w:p>
-      <w:pPr>
+        <w:tabs>
+          <w:tab w:val="left" w:pos="312"/>
+        </w:tabs>
+        <w:jc w:val="both"/>
+        <w:rPr>
+          <w:rFonts w:hint="default"/>
+          <w:lang w:val="en-US" w:eastAsia="zh-CN"/>
+        </w:rPr>
+      </w:pPr>
+    </w:p>
+    <w:p>
+      <w:pPr>
+        <w:widowControl w:val="0"/>
         <w:numPr>
           <w:ilvl w:val="0"/>
           <w:numId w:val="0"/>
         </w:numPr>
-        <w:ind w:firstLine="420" w:firstLineChars="0"/>
-        <w:rPr>
-          <w:rFonts w:hint="default"/>
-          <w:lang w:val="en-US" w:eastAsia="zh-CN"/>
-        </w:rPr>
-      </w:pPr>
-      <w:r>
-        <w:rPr>
-          <w:rFonts w:hint="eastAsia"/>
-          <w:lang w:val="en-US" w:eastAsia="zh-CN"/>
-        </w:rPr>
-        <w:t>因为GCD async所在的代码块是一个runloop任务，而它所添加的任务，是在当前任</w:t>
-      </w:r>
-      <w:r>
-        <w:rPr>
-          <w:rFonts w:hint="eastAsia"/>
-          <w:lang w:val="en-US" w:eastAsia="zh-CN"/>
-        </w:rPr>
-        <w:tab/>
-      </w:r>
-      <w:r>
-        <w:rPr>
-          <w:rFonts w:hint="eastAsia"/>
-          <w:lang w:val="en-US" w:eastAsia="zh-CN"/>
-        </w:rPr>
-        <w:t>务执行完毕后，等到libdispatch发送的source1到达后才执行的，故延迟执行了。</w:t>
-      </w:r>
-    </w:p>
-    <w:p>
-      <w:pPr>
-        <w:numPr>
-          <w:ilvl w:val="0"/>
-          <w:numId w:val="2"/>
-        </w:numPr>
-        <w:rPr>
-          <w:rFonts w:hint="default"/>
-          <w:lang w:val="en-US" w:eastAsia="zh-CN"/>
-        </w:rPr>
-      </w:pPr>
-      <w:r>
-        <w:rPr>
-          <w:rFonts w:hint="eastAsia"/>
-          <w:lang w:val="en-US" w:eastAsia="zh-CN"/>
-        </w:rPr>
-        <w:t>CADisplayLink，这种定时器的工作原理，信号是如何发出去的</w:t>
-      </w:r>
-    </w:p>
-    <w:p>
-      <w:pPr>
-        <w:numPr>
-          <w:ilvl w:val="1"/>
-          <w:numId w:val="2"/>
-        </w:numPr>
-        <w:ind w:left="840" w:leftChars="0" w:hanging="420" w:firstLineChars="0"/>
-        <w:rPr>
-          <w:rFonts w:hint="default"/>
-          <w:lang w:val="en-US" w:eastAsia="zh-CN"/>
-        </w:rPr>
-      </w:pPr>
-      <w:r>
-        <w:rPr>
-          <w:rFonts w:hint="eastAsia"/>
-          <w:lang w:val="en-US" w:eastAsia="zh-CN"/>
-        </w:rPr>
-        <w:t>CADisplayLink第一次 add 时，CoreAnimation 为当前 RunLoop Mode 注册VSync Source1，同时把 DisplayLink加入全局链表。</w:t>
-      </w:r>
-    </w:p>
-    <w:p>
-      <w:pPr>
-        <w:numPr>
-          <w:ilvl w:val="1"/>
-          <w:numId w:val="2"/>
-        </w:numPr>
-        <w:ind w:left="840" w:leftChars="0" w:hanging="420" w:firstLineChars="0"/>
-        <w:rPr>
-          <w:rFonts w:hint="default"/>
-          <w:lang w:val="en-US" w:eastAsia="zh-CN"/>
-        </w:rPr>
-      </w:pPr>
-      <w:r>
-        <w:rPr>
-          <w:rFonts w:hint="eastAsia"/>
-          <w:lang w:val="en-US" w:eastAsia="zh-CN"/>
-        </w:rPr>
-        <w:t>VSync 到来：触发 Source1 → CA 的内部回调 → 遍历 CADisplayLink 列表 → 调用用户回调。</w:t>
-      </w:r>
-    </w:p>
-    <w:p>
-      <w:pPr>
-        <w:numPr>
-          <w:ilvl w:val="1"/>
-          <w:numId w:val="2"/>
-        </w:numPr>
-        <w:ind w:left="840" w:leftChars="0" w:hanging="420" w:firstLineChars="0"/>
-        <w:rPr>
-          <w:rFonts w:hint="default"/>
-          <w:lang w:val="en-US" w:eastAsia="zh-CN"/>
-        </w:rPr>
-      </w:pPr>
-      <w:r>
-        <w:rPr>
-          <w:rFonts w:hint="default"/>
-          <w:lang w:val="en-US" w:eastAsia="zh-CN"/>
-        </w:rPr>
-        <w:t>CADisplayLink 不是 RunLoop 的 Timer，而是 CA 持有的对象，RunLoop 只是用来接收 VSync 信号和唤醒调度。</w:t>
-      </w:r>
-    </w:p>
-    <w:p>
-      <w:pPr>
-        <w:numPr>
-          <w:ilvl w:val="0"/>
-          <w:numId w:val="2"/>
-        </w:numPr>
-        <w:rPr>
-          <w:rFonts w:hint="default"/>
-          <w:lang w:val="en-US" w:eastAsia="zh-CN"/>
-        </w:rPr>
-      </w:pPr>
-      <w:r>
-        <w:rPr>
-          <w:rFonts w:hint="eastAsia"/>
-          <w:lang w:val="en-US" w:eastAsia="zh-CN"/>
-        </w:rPr>
-        <w:t>NSTimer的底层原理，和GCDTimer的区别，为什么scrollview滚动的时</w:t>
-      </w:r>
-      <w:r>
-        <w:rPr>
-          <w:rFonts w:hint="eastAsia"/>
-          <w:lang w:val="en-US" w:eastAsia="zh-CN"/>
-        </w:rPr>
-        <w:tab/>
-      </w:r>
-      <w:r>
-        <w:rPr>
-          <w:rFonts w:hint="eastAsia"/>
-          <w:lang w:val="en-US" w:eastAsia="zh-CN"/>
-        </w:rPr>
-        <w:t>候定时器失效</w:t>
-      </w:r>
-    </w:p>
-    <w:p>
-      <w:pPr>
-        <w:numPr>
-          <w:ilvl w:val="1"/>
-          <w:numId w:val="2"/>
-        </w:numPr>
-        <w:ind w:left="840" w:leftChars="0" w:hanging="420" w:firstLineChars="0"/>
-        <w:rPr>
-          <w:rFonts w:hint="default"/>
-          <w:lang w:val="en-US" w:eastAsia="zh-CN"/>
-        </w:rPr>
-      </w:pPr>
-      <w:r>
-        <w:rPr>
-          <w:rFonts w:hint="default"/>
-          <w:lang w:val="en-US" w:eastAsia="zh-CN"/>
-        </w:rPr>
-        <w:t>NSTimer的底层原理</w:t>
-      </w:r>
-      <w:r>
-        <w:rPr>
-          <w:rFonts w:hint="eastAsia"/>
-          <w:lang w:val="en-US" w:eastAsia="zh-CN"/>
-        </w:rPr>
-        <w:t>，调用addTimer toMode后，该mode的timers集合中新增定时器事件，（如果该mode还没有timeport，则懒创建timeport并注册一个source1来监听它），runloop会根据该mode所有timer最早的firedate，然后执行mk_timer_arm()系统调用进入内核态，写入内核定时器后返回用户态，runloop继续do loop。内核定时器到时后，向timeport写入mach msg，runloop收到该消息后（若处于休眠状态则唤醒之）触发绑定该端口的source1回调dotimers，遍历定时器并触发到期的回调，如果该定时器是repeat，则重复上述过程。</w:t>
-      </w:r>
-    </w:p>
-    <w:p>
-      <w:pPr>
-        <w:numPr>
-          <w:ilvl w:val="1"/>
-          <w:numId w:val="2"/>
-        </w:numPr>
-        <w:ind w:left="840" w:leftChars="0" w:hanging="420" w:firstLineChars="0"/>
-        <w:rPr>
-          <w:rFonts w:hint="default"/>
-          <w:lang w:val="en-US" w:eastAsia="zh-CN"/>
-        </w:rPr>
-      </w:pPr>
-      <w:r>
-        <w:rPr>
-          <w:rFonts w:hint="eastAsia"/>
-          <w:lang w:val="en-US" w:eastAsia="zh-CN"/>
-        </w:rPr>
-        <w:t>GCDTimer是直接去内核注册、监听定时器，并不通过runloop来触发。GCDTimer比NSTimer要准，因为NSTimer触发的时候依赖于runloop，但是如果runloop中刚好有耗时任务，则时间上就会延迟。</w:t>
-      </w:r>
-    </w:p>
-    <w:p>
-      <w:pPr>
-        <w:numPr>
-          <w:ilvl w:val="1"/>
-          <w:numId w:val="2"/>
-        </w:numPr>
-        <w:ind w:left="840" w:leftChars="0" w:hanging="420" w:firstLineChars="0"/>
-        <w:rPr>
-          <w:rFonts w:hint="default"/>
-          <w:lang w:val="en-US" w:eastAsia="zh-CN"/>
-        </w:rPr>
-      </w:pPr>
-      <w:r>
-        <w:rPr>
-          <w:rFonts w:hint="eastAsia"/>
-          <w:lang w:val="en-US" w:eastAsia="zh-CN"/>
-        </w:rPr>
-        <w:t>注册在defaultmode中的NSTimerA，当scrollview滚动的时候，runloop切换为UITrackingmode，而UITrackingmode和defaultmode监听的定时器端口号不一致，且mode的timers集合中并没有上述定时器，故内核定时器消息到达的时候，UITrackingmode无法收到defaultmode的source1消息，故无法改变定时器的状态和触发定时器的回调。当滚动结束重回defaultmode，如果该定时器过期，则runloop默认会舍弃该定时器回调。</w:t>
-      </w:r>
-    </w:p>
-    <w:p>
-      <w:pPr>
-        <w:numPr>
-          <w:ilvl w:val="0"/>
-          <w:numId w:val="2"/>
-        </w:numPr>
-        <w:rPr>
-          <w:rFonts w:hint="default"/>
-          <w:lang w:val="en-US" w:eastAsia="zh-CN"/>
-        </w:rPr>
-      </w:pPr>
-      <w:r>
-        <w:rPr>
-          <w:rFonts w:hint="eastAsia"/>
-          <w:lang w:val="en-US" w:eastAsia="zh-CN"/>
-        </w:rPr>
-        <w:t>perform selector onthread waituntildone</w:t>
-      </w:r>
-    </w:p>
-    <w:p>
-      <w:pPr>
-        <w:numPr>
-          <w:ilvl w:val="0"/>
-          <w:numId w:val="2"/>
-        </w:numPr>
-        <w:rPr>
-          <w:rFonts w:hint="default"/>
-          <w:lang w:val="en-US" w:eastAsia="zh-CN"/>
-        </w:rPr>
-      </w:pPr>
-      <w:r>
-        <w:rPr>
-          <w:rFonts w:hint="eastAsia"/>
-          <w:lang w:val="en-US" w:eastAsia="zh-CN"/>
-        </w:rPr>
-        <w:t>自动释放池，自动释放池的释放时机是什么？</w:t>
-      </w:r>
-    </w:p>
-    <w:p>
-      <w:pPr>
-        <w:numPr>
-          <w:ilvl w:val="0"/>
-          <w:numId w:val="2"/>
-        </w:numPr>
-        <w:rPr>
-          <w:rFonts w:hint="default"/>
-          <w:lang w:val="en-US" w:eastAsia="zh-CN"/>
-        </w:rPr>
-      </w:pPr>
-      <w:r>
-        <w:rPr>
-          <w:rFonts w:hint="eastAsia"/>
-          <w:lang w:val="en-US" w:eastAsia="zh-CN"/>
-        </w:rPr>
-        <w:t>屏幕点击事件以及布局、动画、渲染</w:t>
-      </w:r>
-    </w:p>
-    <w:p>
-      <w:pPr>
-        <w:numPr>
-          <w:ilvl w:val="0"/>
-          <w:numId w:val="2"/>
-        </w:numPr>
-        <w:rPr>
-          <w:rFonts w:hint="default"/>
-          <w:lang w:val="en-US" w:eastAsia="zh-CN"/>
-        </w:rPr>
-      </w:pPr>
-      <w:r>
-        <w:rPr>
-          <w:rFonts w:hint="eastAsia"/>
-          <w:lang w:val="en-US" w:eastAsia="zh-CN"/>
-        </w:rPr>
-        <w:t>什么样的blocks会放在runloop中执行</w:t>
-      </w:r>
-    </w:p>
-    <w:p>
-      <w:pPr>
-        <w:numPr>
-          <w:ilvl w:val="0"/>
-          <w:numId w:val="2"/>
-        </w:numPr>
-        <w:rPr>
-          <w:rFonts w:hint="default"/>
-          <w:lang w:val="en-US" w:eastAsia="zh-CN"/>
-        </w:rPr>
-      </w:pPr>
-      <w:r>
-        <w:rPr>
-          <w:rFonts w:hint="eastAsia"/>
-          <w:lang w:val="en-US" w:eastAsia="zh-CN"/>
-        </w:rPr>
-        <w:t>source0和source1的区别是什么？source1是被port唤醒并执行的，那么source0呢？</w:t>
-      </w:r>
-      <w:r>
-        <w:rPr>
-          <w:rFonts w:hint="eastAsia"/>
-          <w:lang w:val="en-US" w:eastAsia="zh-CN"/>
-        </w:rPr>
-        <w:tab/>
-      </w:r>
-      <w:r>
-        <w:rPr>
-          <w:rFonts w:hint="eastAsia"/>
-          <w:lang w:val="en-US" w:eastAsia="zh-CN"/>
-        </w:rPr>
-        <w:t>其执行时机是什么？哪些常见的事件是source0，哪些是source1？哪些source1的回</w:t>
-      </w:r>
-      <w:r>
-        <w:rPr>
-          <w:rFonts w:hint="eastAsia"/>
-          <w:lang w:val="en-US" w:eastAsia="zh-CN"/>
-        </w:rPr>
-        <w:tab/>
-      </w:r>
-      <w:r>
-        <w:rPr>
-          <w:rFonts w:hint="eastAsia"/>
-          <w:lang w:val="en-US" w:eastAsia="zh-CN"/>
-        </w:rPr>
-        <w:t>调会创建source0？</w:t>
-      </w:r>
-    </w:p>
-    <w:p>
-      <w:pPr>
-        <w:numPr>
-          <w:ilvl w:val="0"/>
-          <w:numId w:val="2"/>
-        </w:numPr>
-        <w:rPr>
-          <w:rFonts w:hint="default"/>
-          <w:lang w:val="en-US" w:eastAsia="zh-CN"/>
-        </w:rPr>
-      </w:pPr>
-      <w:r>
-        <w:rPr>
-          <w:rFonts w:hint="eastAsia"/>
-          <w:lang w:val="en-US" w:eastAsia="zh-CN"/>
-        </w:rPr>
-        <w:t>主线程的runloop，系统都提前注册好了哪些observers？这些observers都用来干什</w:t>
-      </w:r>
-      <w:r>
-        <w:rPr>
-          <w:rFonts w:hint="eastAsia"/>
-          <w:lang w:val="en-US" w:eastAsia="zh-CN"/>
-        </w:rPr>
-        <w:tab/>
-      </w:r>
-      <w:r>
-        <w:rPr>
-          <w:rFonts w:hint="eastAsia"/>
-          <w:lang w:val="en-US" w:eastAsia="zh-CN"/>
-        </w:rPr>
-        <w:t>么？比如有autoreleasepoll的observers？</w:t>
-      </w:r>
-    </w:p>
-    <w:p>
-      <w:pPr>
-        <w:numPr>
-          <w:ilvl w:val="0"/>
-          <w:numId w:val="2"/>
-        </w:numPr>
-        <w:rPr>
-          <w:rFonts w:hint="default"/>
-          <w:lang w:val="en-US" w:eastAsia="zh-CN"/>
-        </w:rPr>
-      </w:pPr>
-      <w:r>
-        <w:rPr>
-          <w:rFonts w:hint="eastAsia"/>
-          <w:lang w:val="en-US" w:eastAsia="zh-CN"/>
-        </w:rPr>
-        <w:t>网络请求和runloop的关系</w:t>
-      </w:r>
-    </w:p>
-    <w:p>
-      <w:pPr>
-        <w:numPr>
-          <w:ilvl w:val="0"/>
-          <w:numId w:val="2"/>
-        </w:numPr>
-        <w:rPr>
-          <w:rFonts w:hint="default"/>
-          <w:lang w:val="en-US" w:eastAsia="zh-CN"/>
-        </w:rPr>
-      </w:pPr>
-      <w:r>
-        <w:rPr>
-          <w:rFonts w:hint="eastAsia"/>
-          <w:lang w:val="en-US" w:eastAsia="zh-CN"/>
-        </w:rPr>
-        <w:t>线程间通信，包括NSThread和GCD，线程间通信，是如何唤醒主线程runloop的？</w:t>
-      </w:r>
-    </w:p>
-    <w:p>
-      <w:pPr>
+        <w:tabs>
+          <w:tab w:val="left" w:pos="312"/>
+        </w:tabs>
+        <w:jc w:val="both"/>
+        <w:rPr>
+          <w:rFonts w:hint="default"/>
+          <w:lang w:val="en-US" w:eastAsia="zh-CN"/>
+        </w:rPr>
+      </w:pPr>
+    </w:p>
+    <w:p>
+      <w:pPr>
+        <w:widowControl w:val="0"/>
         <w:numPr>
           <w:ilvl w:val="0"/>
           <w:numId w:val="0"/>
         </w:numPr>
-        <w:rPr>
-          <w:rFonts w:hint="default"/>
-          <w:lang w:val="en-US" w:eastAsia="zh-CN"/>
-        </w:rPr>
-      </w:pPr>
-    </w:p>
-    <w:p>
-      <w:pPr>
-        <w:numPr>
-          <w:ilvl w:val="0"/>
-          <w:numId w:val="0"/>
-        </w:numPr>
-        <w:rPr>
-          <w:rFonts w:hint="eastAsia"/>
-          <w:lang w:val="en-US" w:eastAsia="zh-CN"/>
-        </w:rPr>
-      </w:pPr>
-      <w:r>
-        <w:rPr>
-          <w:rFonts w:hint="eastAsia"/>
-          <w:lang w:val="en-US" w:eastAsia="zh-CN"/>
-        </w:rPr>
-        <w:t>程序员常见的自定义的runloop的应用场景有哪些？</w:t>
-      </w:r>
-    </w:p>
-    <w:p>
-      <w:pPr>
-        <w:numPr>
-          <w:ilvl w:val="0"/>
-          <w:numId w:val="4"/>
-        </w:numPr>
-        <w:rPr>
-          <w:rFonts w:hint="eastAsia"/>
-          <w:lang w:val="en-US" w:eastAsia="zh-CN"/>
-        </w:rPr>
-      </w:pPr>
-      <w:r>
-        <w:rPr>
-          <w:rFonts w:hint="eastAsia"/>
-          <w:lang w:val="en-US" w:eastAsia="zh-CN"/>
-        </w:rPr>
-        <w:t>监测屏幕卡顿</w:t>
-      </w:r>
-    </w:p>
-    <w:p>
-      <w:pPr>
-        <w:numPr>
-          <w:ilvl w:val="0"/>
-          <w:numId w:val="4"/>
-        </w:numPr>
-        <w:rPr>
-          <w:rFonts w:hint="default"/>
-          <w:lang w:val="en-US" w:eastAsia="zh-CN"/>
-        </w:rPr>
-      </w:pPr>
-      <w:r>
-        <w:rPr>
-          <w:rFonts w:hint="eastAsia"/>
-          <w:lang w:val="en-US" w:eastAsia="zh-CN"/>
-        </w:rPr>
-        <w:t>子线程保活，为什么runloop启动后，必须加入事件，否则就会退出？</w:t>
+        <w:tabs>
+          <w:tab w:val="left" w:pos="312"/>
+        </w:tabs>
+        <w:jc w:val="both"/>
+        <w:rPr>
+          <w:rFonts w:hint="default"/>
+          <w:lang w:val="en-US" w:eastAsia="zh-CN"/>
+        </w:rPr>
+      </w:pPr>
+      <w:r>
+        <w:rPr>
+          <w:rFonts w:hint="default"/>
+          <w:lang w:val="en-US" w:eastAsia="zh-CN"/>
+        </w:rPr>
+        <w:t>nstimer定时器</w:t>
       </w:r>
     </w:p>
     <w:p>
       <w:pPr>
         <w:widowControl w:val="0"/>
         <w:numPr>
-          <w:numId w:val="0"/>
-        </w:numPr>
-        <w:tabs>
-          <w:tab w:val="left" w:pos="312"/>
-        </w:tabs>
-        <w:jc w:val="both"/>
-        <w:rPr>
-          <w:rFonts w:hint="eastAsia"/>
-          <w:lang w:val="en-US" w:eastAsia="zh-CN"/>
-        </w:rPr>
-      </w:pPr>
-    </w:p>
-    <w:p>
-      <w:pPr>
-        <w:widowControl w:val="0"/>
-        <w:numPr>
-          <w:numId w:val="0"/>
-        </w:numPr>
-        <w:tabs>
-          <w:tab w:val="left" w:pos="312"/>
-        </w:tabs>
-        <w:jc w:val="both"/>
-        <w:rPr>
-          <w:rFonts w:hint="eastAsia"/>
-          <w:lang w:val="en-US" w:eastAsia="zh-CN"/>
-        </w:rPr>
-      </w:pPr>
-    </w:p>
-    <w:p>
-      <w:pPr>
-        <w:widowControl w:val="0"/>
-        <w:numPr>
-          <w:numId w:val="0"/>
-        </w:numPr>
-        <w:tabs>
-          <w:tab w:val="left" w:pos="312"/>
-        </w:tabs>
-        <w:jc w:val="both"/>
-        <w:rPr>
-          <w:rFonts w:hint="default"/>
-          <w:lang w:val="en-US" w:eastAsia="zh-CN"/>
-        </w:rPr>
-      </w:pPr>
-    </w:p>
-    <w:p>
-      <w:pPr>
-        <w:widowControl w:val="0"/>
-        <w:numPr>
-          <w:numId w:val="0"/>
-        </w:numPr>
-        <w:tabs>
-          <w:tab w:val="left" w:pos="312"/>
-        </w:tabs>
-        <w:jc w:val="both"/>
-        <w:rPr>
-          <w:rFonts w:hint="default"/>
-          <w:lang w:val="en-US" w:eastAsia="zh-CN"/>
-        </w:rPr>
-      </w:pPr>
-    </w:p>
-    <w:p>
-      <w:pPr>
-        <w:widowControl w:val="0"/>
-        <w:numPr>
-          <w:numId w:val="0"/>
-        </w:numPr>
-        <w:tabs>
-          <w:tab w:val="left" w:pos="312"/>
-        </w:tabs>
-        <w:jc w:val="both"/>
-        <w:rPr>
-          <w:rFonts w:hint="default"/>
-          <w:lang w:val="en-US" w:eastAsia="zh-CN"/>
-        </w:rPr>
-      </w:pPr>
-      <w:r>
-        <w:rPr>
-          <w:rFonts w:hint="default"/>
-          <w:lang w:val="en-US" w:eastAsia="zh-CN"/>
-        </w:rPr>
-        <w:t>nstimer定时器</w:t>
-      </w:r>
-    </w:p>
-    <w:p>
-      <w:pPr>
-        <w:widowControl w:val="0"/>
-        <w:numPr>
+          <w:ilvl w:val="0"/>
           <w:numId w:val="0"/>
         </w:numPr>
         <w:tabs>
@@ -1569,6 +2566,7 @@
       <w:pPr>
         <w:widowControl w:val="0"/>
         <w:numPr>
+          <w:ilvl w:val="0"/>
           <w:numId w:val="0"/>
         </w:numPr>
         <w:tabs>
@@ -1585,6 +2583,7 @@
       <w:pPr>
         <w:widowControl w:val="0"/>
         <w:numPr>
+          <w:ilvl w:val="0"/>
           <w:numId w:val="0"/>
         </w:numPr>
         <w:tabs>
@@ -1609,6 +2608,7 @@
       <w:pPr>
         <w:widowControl w:val="0"/>
         <w:numPr>
+          <w:ilvl w:val="0"/>
           <w:numId w:val="0"/>
         </w:numPr>
         <w:tabs>
@@ -1632,6 +2632,7 @@
       <w:pPr>
         <w:widowControl w:val="0"/>
         <w:numPr>
+          <w:ilvl w:val="0"/>
           <w:numId w:val="0"/>
         </w:numPr>
         <w:tabs>
@@ -1648,6 +2649,7 @@
       <w:pPr>
         <w:widowControl w:val="0"/>
         <w:numPr>
+          <w:ilvl w:val="0"/>
           <w:numId w:val="0"/>
         </w:numPr>
         <w:tabs>
@@ -1671,6 +2673,7 @@
       <w:pPr>
         <w:widowControl w:val="0"/>
         <w:numPr>
+          <w:ilvl w:val="0"/>
           <w:numId w:val="0"/>
         </w:numPr>
         <w:tabs>
@@ -1694,6 +2697,7 @@
       <w:pPr>
         <w:widowControl w:val="0"/>
         <w:numPr>
+          <w:ilvl w:val="0"/>
           <w:numId w:val="0"/>
         </w:numPr>
         <w:tabs>
@@ -1710,6 +2714,7 @@
       <w:pPr>
         <w:widowControl w:val="0"/>
         <w:numPr>
+          <w:ilvl w:val="0"/>
           <w:numId w:val="0"/>
         </w:numPr>
         <w:tabs>
@@ -1726,6 +2731,7 @@
       <w:pPr>
         <w:widowControl w:val="0"/>
         <w:numPr>
+          <w:ilvl w:val="0"/>
           <w:numId w:val="0"/>
         </w:numPr>
         <w:tabs>
@@ -1749,6 +2755,7 @@
       <w:pPr>
         <w:widowControl w:val="0"/>
         <w:numPr>
+          <w:ilvl w:val="0"/>
           <w:numId w:val="0"/>
         </w:numPr>
         <w:tabs>
@@ -1786,6 +2793,7 @@
       <w:pPr>
         <w:widowControl w:val="0"/>
         <w:numPr>
+          <w:ilvl w:val="0"/>
           <w:numId w:val="0"/>
         </w:numPr>
         <w:tabs>
@@ -1823,6 +2831,7 @@
       <w:pPr>
         <w:widowControl w:val="0"/>
         <w:numPr>
+          <w:ilvl w:val="0"/>
           <w:numId w:val="0"/>
         </w:numPr>
         <w:tabs>
@@ -1860,6 +2869,7 @@
       <w:pPr>
         <w:widowControl w:val="0"/>
         <w:numPr>
+          <w:ilvl w:val="0"/>
           <w:numId w:val="0"/>
         </w:numPr>
         <w:tabs>
@@ -1876,6 +2886,7 @@
       <w:pPr>
         <w:widowControl w:val="0"/>
         <w:numPr>
+          <w:ilvl w:val="0"/>
           <w:numId w:val="0"/>
         </w:numPr>
         <w:tabs>
@@ -1887,8 +2898,71 @@
           <w:lang w:val="en-US" w:eastAsia="zh-CN"/>
         </w:rPr>
       </w:pPr>
-      <w:bookmarkStart w:id="0" w:name="_GoBack"/>
-      <w:bookmarkEnd w:id="0"/>
+    </w:p>
+    <w:p>
+      <w:pPr>
+        <w:widowControl w:val="0"/>
+        <w:numPr>
+          <w:ilvl w:val="0"/>
+          <w:numId w:val="0"/>
+        </w:numPr>
+        <w:tabs>
+          <w:tab w:val="left" w:pos="312"/>
+        </w:tabs>
+        <w:jc w:val="both"/>
+        <w:rPr>
+          <w:rFonts w:hint="default"/>
+          <w:lang w:val="en-US" w:eastAsia="zh-CN"/>
+        </w:rPr>
+      </w:pPr>
+      <w:r>
+        <w:rPr>
+          <w:rFonts w:hint="default"/>
+          <w:lang w:val="en-US" w:eastAsia="zh-CN"/>
+        </w:rPr>
+        <w:t>总结 + 提炼价值：</w:t>
+      </w:r>
+    </w:p>
+    <w:p>
+      <w:pPr>
+        <w:widowControl w:val="0"/>
+        <w:numPr>
+          <w:ilvl w:val="0"/>
+          <w:numId w:val="0"/>
+        </w:numPr>
+        <w:tabs>
+          <w:tab w:val="left" w:pos="312"/>
+        </w:tabs>
+        <w:jc w:val="both"/>
+        <w:rPr>
+          <w:rFonts w:hint="default"/>
+          <w:lang w:val="en-US" w:eastAsia="zh-CN"/>
+        </w:rPr>
+      </w:pPr>
+      <w:r>
+        <w:rPr>
+          <w:rFonts w:hint="default"/>
+          <w:lang w:val="en-US" w:eastAsia="zh-CN"/>
+        </w:rPr>
+        <w:t>RunLoop 不仅是 iOS 事件驱动的核心，也是一把钥匙。理解它能解释各种‘奇怪现象’（Timer 停止、GCD 延迟、UI 卡顿），同时也能指导我们做一些工程化实践（卡顿监控、子线程保活、任务调度）。所以这是一个把系统理解和工程实践打通的知识点。</w:t>
+      </w:r>
+    </w:p>
+    <w:p>
+      <w:pPr>
+        <w:widowControl w:val="0"/>
+        <w:numPr>
+          <w:ilvl w:val="0"/>
+          <w:numId w:val="0"/>
+        </w:numPr>
+        <w:tabs>
+          <w:tab w:val="left" w:pos="312"/>
+        </w:tabs>
+        <w:jc w:val="both"/>
+        <w:rPr>
+          <w:rFonts w:hint="default"/>
+          <w:lang w:val="en-US" w:eastAsia="zh-CN"/>
+        </w:rPr>
+      </w:pPr>
     </w:p>
     <w:sectPr>
       <w:pgSz w:w="11906" w:h="16838"/>
@@ -1903,9 +2977,9 @@
 <file path=word/numbering.xml><?xml version="1.0" encoding="utf-8"?>
 <w:numbering xmlns:wpc="http://schemas.microsoft.com/office/word/2010/wordprocessingCanvas" xmlns:mc="http://schemas.openxmlformats.org/markup-compatibility/2006" xmlns:o="urn:schemas-microsoft-com:office:office" xmlns:r="http://schemas.openxmlformats.org/officeDocument/2006/relationships" xmlns:m="http://schemas.openxmlformats.org/officeDocument/2006/math" xmlns:v="urn:schemas-microsoft-com:vml" xmlns:wp14="http://schemas.microsoft.com/office/word/2010/wordprocessingDrawing" xmlns:wp="http://schemas.openxmlformats.org/drawingml/2006/wordprocessingDrawing" xmlns:w10="urn:schemas-microsoft-com:office:word" xmlns:w="http://schemas.openxmlformats.org/wordprocessingml/2006/main" xmlns:w14="http://schemas.microsoft.com/office/word/2010/wordml" xmlns:wpg="http://schemas.microsoft.com/office/word/2010/wordprocessingGroup" xmlns:wpi="http://schemas.microsoft.com/office/word/2010/wordprocessingInk" xmlns:wne="http://schemas.microsoft.com/office/word/2006/wordml" xmlns:wps="http://schemas.microsoft.com/office/word/2010/wordprocessingShape" xmlns:wpsCustomData="http://www.wps.cn/officeDocument/2013/wpsCustomData" mc:Ignorable="w14 wp14">
   <w:abstractNum w:abstractNumId="0">
-    <w:nsid w:val="E77FE594"/>
-    <w:multiLevelType w:val="multilevel"/>
-    <w:tmpl w:val="E77FE594"/>
+    <w:nsid w:val="FD3F0BD4"/>
+    <w:multiLevelType w:val="singleLevel"/>
+    <w:tmpl w:val="FD3F0BD4"/>
     <w:lvl w:ilvl="0" w:tentative="0">
       <w:start w:val="1"/>
       <w:numFmt w:val="decimal"/>
@@ -1917,131 +2991,11 @@
         </w:tabs>
       </w:pPr>
     </w:lvl>
-    <w:lvl w:ilvl="1" w:tentative="0">
-      <w:start w:val="1"/>
-      <w:numFmt w:val="decimal"/>
-      <w:lvlText w:val="(%2)"/>
-      <w:lvlJc w:val="left"/>
-      <w:pPr>
-        <w:tabs>
-          <w:tab w:val="left" w:pos="840"/>
-        </w:tabs>
-        <w:ind w:left="840" w:leftChars="0" w:hanging="420" w:firstLineChars="0"/>
-      </w:pPr>
-      <w:rPr>
-        <w:rFonts w:hint="default"/>
-      </w:rPr>
-    </w:lvl>
-    <w:lvl w:ilvl="2" w:tentative="0">
-      <w:start w:val="1"/>
-      <w:numFmt w:val="decimalEnclosedCircleChinese"/>
-      <w:lvlText w:val="%3"/>
-      <w:lvlJc w:val="left"/>
-      <w:pPr>
-        <w:tabs>
-          <w:tab w:val="left" w:pos="1260"/>
-        </w:tabs>
-        <w:ind w:left="1260" w:leftChars="0" w:hanging="420" w:firstLineChars="0"/>
-      </w:pPr>
-      <w:rPr>
-        <w:rFonts w:hint="default"/>
-      </w:rPr>
-    </w:lvl>
-    <w:lvl w:ilvl="3" w:tentative="0">
-      <w:start w:val="1"/>
-      <w:numFmt w:val="decimal"/>
-      <w:lvlText w:val="%4)"/>
-      <w:lvlJc w:val="left"/>
-      <w:pPr>
-        <w:tabs>
-          <w:tab w:val="left" w:pos="1680"/>
-        </w:tabs>
-        <w:ind w:left="1680" w:leftChars="0" w:hanging="420" w:firstLineChars="0"/>
-      </w:pPr>
-      <w:rPr>
-        <w:rFonts w:hint="default"/>
-      </w:rPr>
-    </w:lvl>
-    <w:lvl w:ilvl="4" w:tentative="0">
-      <w:start w:val="1"/>
-      <w:numFmt w:val="lowerLetter"/>
-      <w:lvlText w:val="%5."/>
-      <w:lvlJc w:val="left"/>
-      <w:pPr>
-        <w:tabs>
-          <w:tab w:val="left" w:pos="2100"/>
-        </w:tabs>
-        <w:ind w:left="2100" w:leftChars="0" w:hanging="420" w:firstLineChars="0"/>
-      </w:pPr>
-      <w:rPr>
-        <w:rFonts w:hint="default"/>
-      </w:rPr>
-    </w:lvl>
-    <w:lvl w:ilvl="5" w:tentative="0">
-      <w:start w:val="1"/>
-      <w:numFmt w:val="lowerLetter"/>
-      <w:lvlText w:val="%6)"/>
-      <w:lvlJc w:val="left"/>
-      <w:pPr>
-        <w:tabs>
-          <w:tab w:val="left" w:pos="2520"/>
-        </w:tabs>
-        <w:ind w:left="2520" w:leftChars="0" w:hanging="420" w:firstLineChars="0"/>
-      </w:pPr>
-      <w:rPr>
-        <w:rFonts w:hint="default"/>
-      </w:rPr>
-    </w:lvl>
-    <w:lvl w:ilvl="6" w:tentative="0">
-      <w:start w:val="1"/>
-      <w:numFmt w:val="lowerRoman"/>
-      <w:lvlText w:val="%7."/>
-      <w:lvlJc w:val="left"/>
-      <w:pPr>
-        <w:tabs>
-          <w:tab w:val="left" w:pos="2940"/>
-        </w:tabs>
-        <w:ind w:left="2940" w:leftChars="0" w:hanging="420" w:firstLineChars="0"/>
-      </w:pPr>
-      <w:rPr>
-        <w:rFonts w:hint="default"/>
-      </w:rPr>
-    </w:lvl>
-    <w:lvl w:ilvl="7" w:tentative="0">
-      <w:start w:val="1"/>
-      <w:numFmt w:val="lowerRoman"/>
-      <w:lvlText w:val="%8)"/>
-      <w:lvlJc w:val="left"/>
-      <w:pPr>
-        <w:tabs>
-          <w:tab w:val="left" w:pos="3360"/>
-        </w:tabs>
-        <w:ind w:left="3360" w:leftChars="0" w:hanging="420" w:firstLineChars="0"/>
-      </w:pPr>
-      <w:rPr>
-        <w:rFonts w:hint="default"/>
-      </w:rPr>
-    </w:lvl>
-    <w:lvl w:ilvl="8" w:tentative="0">
-      <w:start w:val="1"/>
-      <w:numFmt w:val="lowerLetter"/>
-      <w:lvlText w:val="%9."/>
-      <w:lvlJc w:val="left"/>
-      <w:pPr>
-        <w:tabs>
-          <w:tab w:val="left" w:pos="3780"/>
-        </w:tabs>
-        <w:ind w:left="3780" w:leftChars="0" w:hanging="420" w:firstLineChars="0"/>
-      </w:pPr>
-      <w:rPr>
-        <w:rFonts w:hint="default"/>
-      </w:rPr>
-    </w:lvl>
   </w:abstractNum>
   <w:abstractNum w:abstractNumId="1">
-    <w:nsid w:val="FD3F0BD4"/>
+    <w:nsid w:val="1EAE415A"/>
     <w:multiLevelType w:val="singleLevel"/>
-    <w:tmpl w:val="FD3F0BD4"/>
+    <w:tmpl w:val="1EAE415A"/>
     <w:lvl w:ilvl="0" w:tentative="0">
       <w:start w:val="1"/>
       <w:numFmt w:val="decimal"/>
@@ -2192,7 +3146,7 @@
   </w:abstractNum>
   <w:abstractNum w:abstractNumId="3">
     <w:nsid w:val="77FDDDFF"/>
-    <w:multiLevelType w:val="singleLevel"/>
+    <w:multiLevelType w:val="multilevel"/>
     <w:tmpl w:val="77FDDDFF"/>
     <w:lvl w:ilvl="0" w:tentative="0">
       <w:start w:val="1"/>
@@ -2205,9 +3159,129 @@
         </w:tabs>
       </w:pPr>
     </w:lvl>
+    <w:lvl w:ilvl="1" w:tentative="0">
+      <w:start w:val="1"/>
+      <w:numFmt w:val="decimal"/>
+      <w:lvlText w:val="(%2)"/>
+      <w:lvlJc w:val="left"/>
+      <w:pPr>
+        <w:tabs>
+          <w:tab w:val="left" w:pos="840"/>
+        </w:tabs>
+        <w:ind w:left="840" w:leftChars="0" w:hanging="420" w:firstLineChars="0"/>
+      </w:pPr>
+      <w:rPr>
+        <w:rFonts w:hint="default"/>
+      </w:rPr>
+    </w:lvl>
+    <w:lvl w:ilvl="2" w:tentative="0">
+      <w:start w:val="1"/>
+      <w:numFmt w:val="decimalEnclosedCircleChinese"/>
+      <w:lvlText w:val="%3"/>
+      <w:lvlJc w:val="left"/>
+      <w:pPr>
+        <w:tabs>
+          <w:tab w:val="left" w:pos="1260"/>
+        </w:tabs>
+        <w:ind w:left="1260" w:leftChars="0" w:hanging="420" w:firstLineChars="0"/>
+      </w:pPr>
+      <w:rPr>
+        <w:rFonts w:hint="default"/>
+      </w:rPr>
+    </w:lvl>
+    <w:lvl w:ilvl="3" w:tentative="0">
+      <w:start w:val="1"/>
+      <w:numFmt w:val="decimal"/>
+      <w:lvlText w:val="%4)"/>
+      <w:lvlJc w:val="left"/>
+      <w:pPr>
+        <w:tabs>
+          <w:tab w:val="left" w:pos="1680"/>
+        </w:tabs>
+        <w:ind w:left="1680" w:leftChars="0" w:hanging="420" w:firstLineChars="0"/>
+      </w:pPr>
+      <w:rPr>
+        <w:rFonts w:hint="default"/>
+      </w:rPr>
+    </w:lvl>
+    <w:lvl w:ilvl="4" w:tentative="0">
+      <w:start w:val="1"/>
+      <w:numFmt w:val="lowerLetter"/>
+      <w:lvlText w:val="%5."/>
+      <w:lvlJc w:val="left"/>
+      <w:pPr>
+        <w:tabs>
+          <w:tab w:val="left" w:pos="2100"/>
+        </w:tabs>
+        <w:ind w:left="2100" w:leftChars="0" w:hanging="420" w:firstLineChars="0"/>
+      </w:pPr>
+      <w:rPr>
+        <w:rFonts w:hint="default"/>
+      </w:rPr>
+    </w:lvl>
+    <w:lvl w:ilvl="5" w:tentative="0">
+      <w:start w:val="1"/>
+      <w:numFmt w:val="lowerLetter"/>
+      <w:lvlText w:val="%6)"/>
+      <w:lvlJc w:val="left"/>
+      <w:pPr>
+        <w:tabs>
+          <w:tab w:val="left" w:pos="2520"/>
+        </w:tabs>
+        <w:ind w:left="2520" w:leftChars="0" w:hanging="420" w:firstLineChars="0"/>
+      </w:pPr>
+      <w:rPr>
+        <w:rFonts w:hint="default"/>
+      </w:rPr>
+    </w:lvl>
+    <w:lvl w:ilvl="6" w:tentative="0">
+      <w:start w:val="1"/>
+      <w:numFmt w:val="lowerRoman"/>
+      <w:lvlText w:val="%7."/>
+      <w:lvlJc w:val="left"/>
+      <w:pPr>
+        <w:tabs>
+          <w:tab w:val="left" w:pos="2940"/>
+        </w:tabs>
+        <w:ind w:left="2940" w:leftChars="0" w:hanging="420" w:firstLineChars="0"/>
+      </w:pPr>
+      <w:rPr>
+        <w:rFonts w:hint="default"/>
+      </w:rPr>
+    </w:lvl>
+    <w:lvl w:ilvl="7" w:tentative="0">
+      <w:start w:val="1"/>
+      <w:numFmt w:val="lowerRoman"/>
+      <w:lvlText w:val="%8)"/>
+      <w:lvlJc w:val="left"/>
+      <w:pPr>
+        <w:tabs>
+          <w:tab w:val="left" w:pos="3360"/>
+        </w:tabs>
+        <w:ind w:left="3360" w:leftChars="0" w:hanging="420" w:firstLineChars="0"/>
+      </w:pPr>
+      <w:rPr>
+        <w:rFonts w:hint="default"/>
+      </w:rPr>
+    </w:lvl>
+    <w:lvl w:ilvl="8" w:tentative="0">
+      <w:start w:val="1"/>
+      <w:numFmt w:val="lowerLetter"/>
+      <w:lvlText w:val="%9."/>
+      <w:lvlJc w:val="left"/>
+      <w:pPr>
+        <w:tabs>
+          <w:tab w:val="left" w:pos="3780"/>
+        </w:tabs>
+        <w:ind w:left="3780" w:leftChars="0" w:hanging="420" w:firstLineChars="0"/>
+      </w:pPr>
+      <w:rPr>
+        <w:rFonts w:hint="default"/>
+      </w:rPr>
+    </w:lvl>
   </w:abstractNum>
   <w:num w:numId="1">
-    <w:abstractNumId w:val="0"/>
+    <w:abstractNumId w:val="1"/>
   </w:num>
   <w:num w:numId="2">
     <w:abstractNumId w:val="2"/>
@@ -2216,7 +3290,7 @@
     <w:abstractNumId w:val="3"/>
   </w:num>
   <w:num w:numId="4">
-    <w:abstractNumId w:val="1"/>
+    <w:abstractNumId w:val="0"/>
   </w:num>
 </w:numbering>
 </file>
@@ -2516,12 +3590,12 @@
       <w:sz w:val="28"/>
     </w:rPr>
   </w:style>
-  <w:style w:type="character" w:default="1" w:styleId="4">
+  <w:style w:type="character" w:default="1" w:styleId="6">
     <w:name w:val="Default Paragraph Font"/>
     <w:semiHidden/>
     <w:uiPriority w:val="0"/>
   </w:style>
-  <w:style w:type="table" w:default="1" w:styleId="3">
+  <w:style w:type="table" w:default="1" w:styleId="5">
     <w:name w:val="Normal Table"/>
     <w:semiHidden/>
     <w:uiPriority w:val="0"/>
@@ -2533,6 +3607,46 @@
         <w:right w:w="108" w:type="dxa"/>
       </w:tblCellMar>
     </w:tblPr>
+  </w:style>
+  <w:style w:type="paragraph" w:styleId="3">
+    <w:name w:val="footer"/>
+    <w:basedOn w:val="1"/>
+    <w:uiPriority w:val="0"/>
+    <w:pPr>
+      <w:tabs>
+        <w:tab w:val="center" w:pos="4153"/>
+        <w:tab w:val="right" w:pos="8306"/>
+      </w:tabs>
+      <w:snapToGrid w:val="0"/>
+      <w:jc w:val="left"/>
+    </w:pPr>
+    <w:rPr>
+      <w:sz w:val="18"/>
+    </w:rPr>
+  </w:style>
+  <w:style w:type="paragraph" w:styleId="4">
+    <w:name w:val="header"/>
+    <w:basedOn w:val="1"/>
+    <w:uiPriority w:val="0"/>
+    <w:pPr>
+      <w:pBdr>
+        <w:top w:val="none" w:color="auto" w:sz="0" w:space="1"/>
+        <w:left w:val="none" w:color="auto" w:sz="0" w:space="4"/>
+        <w:bottom w:val="none" w:color="auto" w:sz="0" w:space="1"/>
+        <w:right w:val="none" w:color="auto" w:sz="0" w:space="4"/>
+      </w:pBdr>
+      <w:tabs>
+        <w:tab w:val="center" w:pos="4153"/>
+        <w:tab w:val="right" w:pos="8306"/>
+      </w:tabs>
+      <w:snapToGrid w:val="0"/>
+      <w:spacing w:line="240" w:lineRule="auto"/>
+      <w:jc w:val="both"/>
+      <w:outlineLvl w:val="9"/>
+    </w:pPr>
+    <w:rPr>
+      <w:sz w:val="18"/>
+    </w:rPr>
   </w:style>
 </w:styles>
 </file>
